--- a/南京黄山自驾攻略.docx
+++ b/南京黄山自驾攻略.docx
@@ -455,11 +455,20 @@
             <w:r>
               <w:rPr>
                 <w:rFonts w:ascii="Calibri" w:hAnsi="Calibri" w:eastAsia="微软雅黑"/>
+                <w:b/>
+                <w:color w:val="1F2937"/>
+                <w:sz w:val="21"/>
+              </w:rPr>
+              <w:t>约 790 公里</w:t>
+            </w:r>
+            <w:r>
+              <w:rPr>
+                <w:rFonts w:ascii="Calibri" w:hAnsi="Calibri" w:eastAsia="微软雅黑"/>
                 <w:b w:val="0"/>
                 <w:color w:val="1F2937"/>
                 <w:sz w:val="21"/>
               </w:rPr>
-              <w:t>约 800 公里</w:t>
+              <w:t>（黄山旅游网实测 791.5km）</w:t>
             </w:r>
           </w:p>
         </w:tc>
@@ -477,7 +486,7 @@
                 <w:color w:val="1F2937"/>
                 <w:sz w:val="21"/>
               </w:rPr>
-              <w:t>8-9 小时</w:t>
+              <w:t>约 9 小时</w:t>
             </w:r>
           </w:p>
         </w:tc>
@@ -4396,7 +4405,7 @@
                 <w:color w:val="1F2937"/>
                 <w:sz w:val="21"/>
               </w:rPr>
-              <w:t>早餐后出发，黄山 → 漯河（800km/8-9h）</w:t>
+              <w:t>早餐后出发，黄山 → 漯河（约 790km/9h）</w:t>
             </w:r>
           </w:p>
         </w:tc>
@@ -6117,11 +6126,20 @@
             <w:r>
               <w:rPr>
                 <w:rFonts w:ascii="Calibri" w:hAnsi="Calibri" w:eastAsia="微软雅黑"/>
+                <w:b/>
+                <w:color w:val="1F2937"/>
+                <w:sz w:val="21"/>
+              </w:rPr>
+              <w:t>190 元</w:t>
+            </w:r>
+            <w:r>
+              <w:rPr>
+                <w:rFonts w:ascii="Calibri" w:hAnsi="Calibri" w:eastAsia="微软雅黑"/>
                 <w:b w:val="0"/>
                 <w:color w:val="1F2937"/>
                 <w:sz w:val="21"/>
               </w:rPr>
-              <w:t>190 元（旺季）</w:t>
+              <w:t>（平旺季 2026-01-21~12-19）</w:t>
             </w:r>
           </w:p>
         </w:tc>
@@ -6139,7 +6157,7 @@
                 <w:color w:val="1F2937"/>
                 <w:sz w:val="21"/>
               </w:rPr>
-              <w:t>实名分时预约</w:t>
+              <w:t>官方发布</w:t>
             </w:r>
             <w:r>
               <w:rPr>
@@ -6148,7 +6166,7 @@
                 <w:color w:val="1F2937"/>
                 <w:sz w:val="21"/>
               </w:rPr>
-              <w:t>（黄山旅游官方平台）</w:t>
+              <w:t>：黄山市人民政府；实名分时预约（黄山旅游官方平台）</w:t>
             </w:r>
           </w:p>
         </w:tc>
@@ -6167,7 +6185,7 @@
                 <w:color w:val="1F2937"/>
                 <w:sz w:val="21"/>
               </w:rPr>
-              <w:t>云谷索道（后山上）</w:t>
+              <w:t>门票三日畅游</w:t>
             </w:r>
           </w:p>
         </w:tc>
@@ -6180,28 +6198,28 @@
             <w:r>
               <w:rPr>
                 <w:rFonts w:ascii="Calibri" w:hAnsi="Calibri" w:eastAsia="微软雅黑"/>
+                <w:b/>
+                <w:color w:val="1F2937"/>
+                <w:sz w:val="21"/>
+              </w:rPr>
+              <w:t>一张票 3 天多次入园</w:t>
+            </w:r>
+          </w:p>
+        </w:tc>
+        <w:tc>
+          <w:tcPr>
+            <w:tcW w:type="dxa" w:w="3135"/>
+          </w:tcPr>
+          <w:p>
+            <w:r/>
+            <w:r>
+              <w:rPr>
+                <w:rFonts w:ascii="Calibri" w:hAnsi="Calibri" w:eastAsia="微软雅黑"/>
                 <w:b w:val="0"/>
                 <w:color w:val="1F2937"/>
                 <w:sz w:val="21"/>
               </w:rPr>
-              <w:t>80 元/人</w:t>
-            </w:r>
-          </w:p>
-        </w:tc>
-        <w:tc>
-          <w:tcPr>
-            <w:tcW w:type="dxa" w:w="3135"/>
-          </w:tcPr>
-          <w:p>
-            <w:r/>
-            <w:r>
-              <w:rPr>
-                <w:rFonts w:ascii="Calibri" w:hAnsi="Calibri" w:eastAsia="微软雅黑"/>
-                <w:b w:val="0"/>
-                <w:color w:val="1F2937"/>
-                <w:sz w:val="21"/>
-              </w:rPr>
-              <w:t>玉屏索道（前山下）90 元/人</w:t>
+              <w:t>首日检票激活，D4 上山 D5 下山不用重复买票！</w:t>
             </w:r>
           </w:p>
         </w:tc>
@@ -6221,7 +6239,7 @@
                 <w:color w:val="1F2937"/>
                 <w:sz w:val="21"/>
               </w:rPr>
-              <w:t>景交车</w:t>
+              <w:t>老人优惠</w:t>
             </w:r>
           </w:p>
         </w:tc>
@@ -6235,11 +6253,11 @@
             <w:r>
               <w:rPr>
                 <w:rFonts w:ascii="Calibri" w:hAnsi="Calibri" w:eastAsia="微软雅黑"/>
-                <w:b w:val="0"/>
-                <w:color w:val="1F2937"/>
-                <w:sz w:val="21"/>
-              </w:rPr>
-              <w:t>约 25 元/人</w:t>
+                <w:b/>
+                <w:color w:val="1F2937"/>
+                <w:sz w:val="21"/>
+              </w:rPr>
+              <w:t>65+ 免费；60-65 岁半价 95 元</w:t>
             </w:r>
           </w:p>
         </w:tc>
@@ -6257,7 +6275,7 @@
                 <w:color w:val="1F2937"/>
                 <w:sz w:val="21"/>
               </w:rPr>
-              <w:t>汤口换乘中心 ↔ 索道口，私家车禁入</w:t>
+              <w:t>携程官方退费明细</w:t>
             </w:r>
           </w:p>
         </w:tc>
@@ -6276,7 +6294,7 @@
                 <w:color w:val="1F2937"/>
                 <w:sz w:val="21"/>
               </w:rPr>
-              <w:t>停车</w:t>
+              <w:t>儿童优惠</w:t>
             </w:r>
           </w:p>
         </w:tc>
@@ -6293,7 +6311,7 @@
                 <w:color w:val="1F2937"/>
                 <w:sz w:val="21"/>
               </w:rPr>
-              <w:t>约 50 元/天</w:t>
+              <w:t>6 周岁/1.2m 以下免费；6-18 岁半价</w:t>
             </w:r>
           </w:p>
         </w:tc>
@@ -6310,7 +6328,7 @@
                 <w:color w:val="1F2937"/>
                 <w:sz w:val="21"/>
               </w:rPr>
-              <w:t>南大门新国线立体停车场（1200 位，旺季 8 点前到）</w:t>
+              <w:t>官方</w:t>
             </w:r>
           </w:p>
         </w:tc>
@@ -6330,7 +6348,7 @@
                 <w:color w:val="1F2937"/>
                 <w:sz w:val="21"/>
               </w:rPr>
-              <w:t>西海大峡谷地轨</w:t>
+              <w:t>云谷索道（后山上）</w:t>
             </w:r>
           </w:p>
         </w:tc>
@@ -6344,11 +6362,20 @@
             <w:r>
               <w:rPr>
                 <w:rFonts w:ascii="Calibri" w:hAnsi="Calibri" w:eastAsia="微软雅黑"/>
+                <w:b/>
+                <w:color w:val="1F2937"/>
+                <w:sz w:val="21"/>
+              </w:rPr>
+              <w:t>80 元/人</w:t>
+            </w:r>
+            <w:r>
+              <w:rPr>
+                <w:rFonts w:ascii="Calibri" w:hAnsi="Calibri" w:eastAsia="微软雅黑"/>
                 <w:b w:val="0"/>
                 <w:color w:val="1F2937"/>
                 <w:sz w:val="21"/>
               </w:rPr>
-              <w:t>100 元/人</w:t>
+              <w:t>（官方平旺季价）</w:t>
             </w:r>
           </w:p>
         </w:tc>
@@ -6366,7 +6393,7 @@
                 <w:color w:val="1F2937"/>
                 <w:sz w:val="21"/>
               </w:rPr>
-              <w:t xml:space="preserve">⚠️ </w:t>
+              <w:t>玉屏索道（前山下）</w:t>
             </w:r>
             <w:r>
               <w:rPr>
@@ -6375,7 +6402,7 @@
                 <w:color w:val="1F2937"/>
                 <w:sz w:val="21"/>
               </w:rPr>
-              <w:t>维修中，预计 10/5 恢复</w:t>
+              <w:t>90 元/人</w:t>
             </w:r>
             <w:r>
               <w:rPr>
@@ -6384,7 +6411,7 @@
                 <w:color w:val="1F2937"/>
                 <w:sz w:val="21"/>
               </w:rPr>
-              <w:t>——8 月去只能徒步</w:t>
+              <w:t>（官方）</w:t>
             </w:r>
           </w:p>
         </w:tc>
@@ -6403,7 +6430,7 @@
                 <w:color w:val="1F2937"/>
                 <w:sz w:val="21"/>
               </w:rPr>
-              <w:t>天都峰</w:t>
+              <w:t>景交车</w:t>
             </w:r>
           </w:p>
         </w:tc>
@@ -6420,7 +6447,7 @@
                 <w:color w:val="1F2937"/>
                 <w:sz w:val="21"/>
               </w:rPr>
-              <w:t>免费</w:t>
+              <w:t>单程约 20-25 元/人</w:t>
             </w:r>
           </w:p>
         </w:tc>
@@ -6437,25 +6464,7 @@
                 <w:color w:val="1F2937"/>
                 <w:sz w:val="21"/>
               </w:rPr>
-              <w:t xml:space="preserve">⚠️ </w:t>
-            </w:r>
-            <w:r>
-              <w:rPr>
-                <w:rFonts w:ascii="Calibri" w:hAnsi="Calibri" w:eastAsia="微软雅黑"/>
-                <w:b/>
-                <w:color w:val="1F2937"/>
-                <w:sz w:val="21"/>
-              </w:rPr>
-              <w:t>需强实名预约</w:t>
-            </w:r>
-            <w:r>
-              <w:rPr>
-                <w:rFonts w:ascii="Calibri" w:hAnsi="Calibri" w:eastAsia="微软雅黑"/>
-                <w:b w:val="0"/>
-                <w:color w:val="1F2937"/>
-                <w:sz w:val="21"/>
-              </w:rPr>
-              <w:t>（提前 2 天 20:00 抢，晴日限 3000 人）</w:t>
+              <w:t>汤口换乘中心 ↔ 索道口，私家车禁入</w:t>
             </w:r>
           </w:p>
         </w:tc>
@@ -6475,7 +6484,7 @@
                 <w:color w:val="1F2937"/>
                 <w:sz w:val="21"/>
               </w:rPr>
-              <w:t>宏村</w:t>
+              <w:t>停车</w:t>
             </w:r>
           </w:p>
         </w:tc>
@@ -6489,11 +6498,11 @@
             <w:r>
               <w:rPr>
                 <w:rFonts w:ascii="Calibri" w:hAnsi="Calibri" w:eastAsia="微软雅黑"/>
-                <w:b w:val="0"/>
-                <w:color w:val="1F2937"/>
-                <w:sz w:val="21"/>
-              </w:rPr>
-              <w:t>104 元（线上约 94）</w:t>
+                <w:b/>
+                <w:color w:val="1F2937"/>
+                <w:sz w:val="21"/>
+              </w:rPr>
+              <w:t>约 30-50 元/天</w:t>
             </w:r>
           </w:p>
         </w:tc>
@@ -6511,13 +6520,244 @@
                 <w:color w:val="1F2937"/>
                 <w:sz w:val="21"/>
               </w:rPr>
-              <w:t>世界文化遗产，水墨画村</w:t>
+              <w:t>新国线 6 小时内 30 元；立体停车场 50 元/天</w:t>
+            </w:r>
+          </w:p>
+        </w:tc>
+      </w:tr>
+      <w:tr>
+        <w:tc>
+          <w:tcPr>
+            <w:tcW w:type="dxa" w:w="3135"/>
+          </w:tcPr>
+          <w:p>
+            <w:r/>
+            <w:r>
+              <w:rPr>
+                <w:rFonts w:ascii="Calibri" w:hAnsi="Calibri" w:eastAsia="微软雅黑"/>
+                <w:b w:val="0"/>
+                <w:color w:val="1F2937"/>
+                <w:sz w:val="21"/>
+              </w:rPr>
+              <w:t>西海大峡谷地轨</w:t>
+            </w:r>
+          </w:p>
+        </w:tc>
+        <w:tc>
+          <w:tcPr>
+            <w:tcW w:type="dxa" w:w="3135"/>
+          </w:tcPr>
+          <w:p>
+            <w:r/>
+            <w:r>
+              <w:rPr>
+                <w:rFonts w:ascii="Calibri" w:hAnsi="Calibri" w:eastAsia="微软雅黑"/>
+                <w:b w:val="0"/>
+                <w:color w:val="1F2937"/>
+                <w:sz w:val="21"/>
+              </w:rPr>
+              <w:t>100 元/人</w:t>
+            </w:r>
+          </w:p>
+        </w:tc>
+        <w:tc>
+          <w:tcPr>
+            <w:tcW w:type="dxa" w:w="3135"/>
+          </w:tcPr>
+          <w:p>
+            <w:r/>
+            <w:r>
+              <w:rPr>
+                <w:rFonts w:ascii="Calibri" w:hAnsi="Calibri" w:eastAsia="微软雅黑"/>
+                <w:b w:val="0"/>
+                <w:color w:val="1F2937"/>
+                <w:sz w:val="21"/>
+              </w:rPr>
+              <w:t xml:space="preserve">⚠️ </w:t>
+            </w:r>
+            <w:r>
+              <w:rPr>
+                <w:rFonts w:ascii="Calibri" w:hAnsi="Calibri" w:eastAsia="微软雅黑"/>
+                <w:b/>
+                <w:color w:val="1F2937"/>
+                <w:sz w:val="21"/>
+              </w:rPr>
+              <w:t>维修中，预计 10/5 恢复</w:t>
+            </w:r>
+            <w:r>
+              <w:rPr>
+                <w:rFonts w:ascii="Calibri" w:hAnsi="Calibri" w:eastAsia="微软雅黑"/>
+                <w:b w:val="0"/>
+                <w:color w:val="1F2937"/>
+                <w:sz w:val="21"/>
+              </w:rPr>
+              <w:t>——8 月去只能徒步</w:t>
+            </w:r>
+          </w:p>
+        </w:tc>
+      </w:tr>
+      <w:tr>
+        <w:tc>
+          <w:tcPr>
+            <w:tcW w:type="dxa" w:w="3135"/>
+            <w:shd w:val="clear" w:fill="FDF2E9"/>
+          </w:tcPr>
+          <w:p>
+            <w:r/>
+            <w:r>
+              <w:rPr>
+                <w:rFonts w:ascii="Calibri" w:hAnsi="Calibri" w:eastAsia="微软雅黑"/>
+                <w:b w:val="0"/>
+                <w:color w:val="1F2937"/>
+                <w:sz w:val="21"/>
+              </w:rPr>
+              <w:t>天都峰</w:t>
+            </w:r>
+          </w:p>
+        </w:tc>
+        <w:tc>
+          <w:tcPr>
+            <w:tcW w:type="dxa" w:w="3135"/>
+            <w:shd w:val="clear" w:fill="FDF2E9"/>
+          </w:tcPr>
+          <w:p>
+            <w:r/>
+            <w:r>
+              <w:rPr>
+                <w:rFonts w:ascii="Calibri" w:hAnsi="Calibri" w:eastAsia="微软雅黑"/>
+                <w:b w:val="0"/>
+                <w:color w:val="1F2937"/>
+                <w:sz w:val="21"/>
+              </w:rPr>
+              <w:t>免费</w:t>
+            </w:r>
+          </w:p>
+        </w:tc>
+        <w:tc>
+          <w:tcPr>
+            <w:tcW w:type="dxa" w:w="3135"/>
+            <w:shd w:val="clear" w:fill="FDF2E9"/>
+          </w:tcPr>
+          <w:p>
+            <w:r/>
+            <w:r>
+              <w:rPr>
+                <w:rFonts w:ascii="Calibri" w:hAnsi="Calibri" w:eastAsia="微软雅黑"/>
+                <w:b w:val="0"/>
+                <w:color w:val="1F2937"/>
+                <w:sz w:val="21"/>
+              </w:rPr>
+              <w:t xml:space="preserve">⚠️ </w:t>
+            </w:r>
+            <w:r>
+              <w:rPr>
+                <w:rFonts w:ascii="Calibri" w:hAnsi="Calibri" w:eastAsia="微软雅黑"/>
+                <w:b/>
+                <w:color w:val="1F2937"/>
+                <w:sz w:val="21"/>
+              </w:rPr>
+              <w:t>需强实名预约</w:t>
+            </w:r>
+            <w:r>
+              <w:rPr>
+                <w:rFonts w:ascii="Calibri" w:hAnsi="Calibri" w:eastAsia="微软雅黑"/>
+                <w:b w:val="0"/>
+                <w:color w:val="1F2937"/>
+                <w:sz w:val="21"/>
+              </w:rPr>
+              <w:t>（提前 2 天 20:00 抢，晴日限 3000 人，开放 6:30-15:00）</w:t>
+            </w:r>
+          </w:p>
+        </w:tc>
+      </w:tr>
+      <w:tr>
+        <w:tc>
+          <w:tcPr>
+            <w:tcW w:type="dxa" w:w="3135"/>
+          </w:tcPr>
+          <w:p>
+            <w:r/>
+            <w:r>
+              <w:rPr>
+                <w:rFonts w:ascii="Calibri" w:hAnsi="Calibri" w:eastAsia="微软雅黑"/>
+                <w:b w:val="0"/>
+                <w:color w:val="1F2937"/>
+                <w:sz w:val="21"/>
+              </w:rPr>
+              <w:t>宏村</w:t>
+            </w:r>
+          </w:p>
+        </w:tc>
+        <w:tc>
+          <w:tcPr>
+            <w:tcW w:type="dxa" w:w="3135"/>
+          </w:tcPr>
+          <w:p>
+            <w:r/>
+            <w:r>
+              <w:rPr>
+                <w:rFonts w:ascii="Calibri" w:hAnsi="Calibri" w:eastAsia="微软雅黑"/>
+                <w:b w:val="0"/>
+                <w:color w:val="1F2937"/>
+                <w:sz w:val="21"/>
+              </w:rPr>
+              <w:t>104 元（线上约 94）</w:t>
+            </w:r>
+          </w:p>
+        </w:tc>
+        <w:tc>
+          <w:tcPr>
+            <w:tcW w:type="dxa" w:w="3135"/>
+          </w:tcPr>
+          <w:p>
+            <w:r/>
+            <w:r>
+              <w:rPr>
+                <w:rFonts w:ascii="Calibri" w:hAnsi="Calibri" w:eastAsia="微软雅黑"/>
+                <w:b w:val="0"/>
+                <w:color w:val="1F2937"/>
+                <w:sz w:val="21"/>
+              </w:rPr>
+              <w:t>世界文化遗产（携程明细有售）</w:t>
             </w:r>
           </w:p>
         </w:tc>
       </w:tr>
     </w:tbl>
     <w:p/>
+    <w:p>
+      <w:pPr>
+        <w:ind w:left="340"/>
+        <w:shd w:val="clear" w:fill="FFF7E6"/>
+      </w:pPr>
+      <w:r>
+        <w:rPr>
+          <w:rFonts w:ascii="Calibri" w:hAnsi="Calibri" w:eastAsia="微软雅黑"/>
+          <w:b w:val="0"/>
+          <w:color w:val="1F2937"/>
+          <w:sz w:val="21"/>
+        </w:rPr>
+        <w:t xml:space="preserve">🕐 </w:t>
+      </w:r>
+      <w:r>
+        <w:rPr>
+          <w:rFonts w:ascii="Calibri" w:hAnsi="Calibri" w:eastAsia="微软雅黑"/>
+          <w:b/>
+          <w:color w:val="1F2937"/>
+          <w:sz w:val="21"/>
+        </w:rPr>
+        <w:t>2026 暑期运营</w:t>
+      </w:r>
+      <w:r>
+        <w:rPr>
+          <w:rFonts w:ascii="Calibri" w:hAnsi="Calibri" w:eastAsia="微软雅黑"/>
+          <w:b w:val="0"/>
+          <w:color w:val="1F2937"/>
+          <w:sz w:val="21"/>
+        </w:rPr>
+        <w:t>（7/25-8/31 官方公告）：周六周日 6:00 开园、索道 6:00 运营、徒步检票口 15:00 关闭——D4 周六早 6 点前到换乘中心合理。</w:t>
+      </w:r>
+    </w:p>
     <w:p>
       <w:pPr>
         <w:spacing w:before="160" w:after="120"/>

--- a/南京黄山自驾攻略.docx
+++ b/南京黄山自驾攻略.docx
@@ -2119,7 +2119,7 @@
                 <w:color w:val="1F2937"/>
                 <w:sz w:val="21"/>
               </w:rPr>
-              <w:t>08:30</w:t>
+              <w:t>08:00</w:t>
             </w:r>
           </w:p>
         </w:tc>
@@ -2133,11 +2133,20 @@
             <w:r>
               <w:rPr>
                 <w:rFonts w:ascii="Calibri" w:hAnsi="Calibri" w:eastAsia="微软雅黑"/>
+                <w:b w:val="0"/>
+                <w:color w:val="1F2937"/>
+                <w:sz w:val="21"/>
+              </w:rPr>
+              <w:t>城东·钟山景区：</w:t>
+            </w:r>
+            <w:r>
+              <w:rPr>
+                <w:rFonts w:ascii="Calibri" w:hAnsi="Calibri" w:eastAsia="微软雅黑"/>
                 <w:b/>
                 <w:color w:val="1F2937"/>
                 <w:sz w:val="21"/>
               </w:rPr>
-              <w:t>南京博物院</w:t>
+              <w:t>中山陵</w:t>
             </w:r>
             <w:r>
               <w:rPr>
@@ -2146,7 +2155,43 @@
                 <w:color w:val="1F2937"/>
                 <w:sz w:val="21"/>
               </w:rPr>
-              <w:t>（免费需提前预约，8 点开抢，馆大 3 小时"一馆看尽金陵"）</w:t>
+              <w:t>（免费预约，392 级台阶，</w:t>
+            </w:r>
+            <w:r>
+              <w:rPr>
+                <w:rFonts w:ascii="Calibri" w:hAnsi="Calibri" w:eastAsia="微软雅黑"/>
+                <w:b/>
+                <w:color w:val="1F2937"/>
+                <w:sz w:val="21"/>
+              </w:rPr>
+              <w:t>上午凉快</w:t>
+            </w:r>
+            <w:r>
+              <w:rPr>
+                <w:rFonts w:ascii="Calibri" w:hAnsi="Calibri" w:eastAsia="微软雅黑"/>
+                <w:b w:val="0"/>
+                <w:color w:val="1F2937"/>
+                <w:sz w:val="21"/>
+              </w:rPr>
+              <w:t xml:space="preserve">）→ </w:t>
+            </w:r>
+            <w:r>
+              <w:rPr>
+                <w:rFonts w:ascii="Calibri" w:hAnsi="Calibri" w:eastAsia="微软雅黑"/>
+                <w:b/>
+                <w:color w:val="1F2937"/>
+                <w:sz w:val="21"/>
+              </w:rPr>
+              <w:t>明孝陵</w:t>
+            </w:r>
+            <w:r>
+              <w:rPr>
+                <w:rFonts w:ascii="Calibri" w:hAnsi="Calibri" w:eastAsia="微软雅黑"/>
+                <w:b w:val="0"/>
+                <w:color w:val="1F2937"/>
+                <w:sz w:val="21"/>
+              </w:rPr>
+              <w:t>（70 元，神道石象路）——路线自东向西单向推进</w:t>
             </w:r>
           </w:p>
         </w:tc>
@@ -2164,7 +2209,7 @@
                 <w:color w:val="1F2937"/>
                 <w:sz w:val="21"/>
               </w:rPr>
-              <w:t>免费</w:t>
+              <w:t>约 280</w:t>
             </w:r>
           </w:p>
         </w:tc>
@@ -2183,7 +2228,7 @@
                 <w:color w:val="1F2937"/>
                 <w:sz w:val="21"/>
               </w:rPr>
-              <w:t>11:30</w:t>
+              <w:t>12:00</w:t>
             </w:r>
           </w:p>
         </w:tc>
@@ -2237,7 +2282,7 @@
                 <w:color w:val="1F2937"/>
                 <w:sz w:val="21"/>
               </w:rPr>
-              <w:t>13:00</w:t>
+              <w:t>14:00</w:t>
             </w:r>
           </w:p>
         </w:tc>
@@ -2251,10 +2296,55 @@
             <w:r>
               <w:rPr>
                 <w:rFonts w:ascii="Calibri" w:hAnsi="Calibri" w:eastAsia="微软雅黑"/>
+                <w:b w:val="0"/>
+                <w:color w:val="1F2937"/>
+                <w:sz w:val="21"/>
+              </w:rPr>
+              <w:t>城中西·大行宫：</w:t>
+            </w:r>
+            <w:r>
+              <w:rPr>
+                <w:rFonts w:ascii="Calibri" w:hAnsi="Calibri" w:eastAsia="微软雅黑"/>
                 <w:b/>
                 <w:color w:val="1F2937"/>
                 <w:sz w:val="21"/>
               </w:rPr>
+              <w:t>南京博物院</w:t>
+            </w:r>
+            <w:r>
+              <w:rPr>
+                <w:rFonts w:ascii="Calibri" w:hAnsi="Calibri" w:eastAsia="微软雅黑"/>
+                <w:b w:val="0"/>
+                <w:color w:val="1F2937"/>
+                <w:sz w:val="21"/>
+              </w:rPr>
+              <w:t>（免费预约，</w:t>
+            </w:r>
+            <w:r>
+              <w:rPr>
+                <w:rFonts w:ascii="Calibri" w:hAnsi="Calibri" w:eastAsia="微软雅黑"/>
+                <w:b/>
+                <w:color w:val="1F2937"/>
+                <w:sz w:val="21"/>
+              </w:rPr>
+              <w:t>室内避暑</w:t>
+            </w:r>
+            <w:r>
+              <w:rPr>
+                <w:rFonts w:ascii="Calibri" w:hAnsi="Calibri" w:eastAsia="微软雅黑"/>
+                <w:b w:val="0"/>
+                <w:color w:val="1F2937"/>
+                <w:sz w:val="21"/>
+              </w:rPr>
+              <w:t xml:space="preserve">）→ </w:t>
+            </w:r>
+            <w:r>
+              <w:rPr>
+                <w:rFonts w:ascii="Calibri" w:hAnsi="Calibri" w:eastAsia="微软雅黑"/>
+                <w:b/>
+                <w:color w:val="1F2937"/>
+                <w:sz w:val="21"/>
+              </w:rPr>
               <w:t>总统府</w:t>
             </w:r>
             <w:r>
@@ -2264,7 +2354,7 @@
                 <w:color w:val="1F2937"/>
                 <w:sz w:val="21"/>
               </w:rPr>
-              <w:t>（35 元，预约，周一闭馆但周四开）</w:t>
+              <w:t>（35 元，预约）</w:t>
             </w:r>
           </w:p>
         </w:tc>
@@ -2301,7 +2391,7 @@
                 <w:color w:val="1F2937"/>
                 <w:sz w:val="21"/>
               </w:rPr>
-              <w:t>15:00</w:t>
+              <w:t>18:30</w:t>
             </w:r>
           </w:p>
         </w:tc>
@@ -2314,30 +2404,20 @@
             <w:r>
               <w:rPr>
                 <w:rFonts w:ascii="Calibri" w:hAnsi="Calibri" w:eastAsia="微软雅黑"/>
-                <w:b/>
-                <w:color w:val="1F2937"/>
-                <w:sz w:val="21"/>
-              </w:rPr>
-              <w:t>中山陵</w:t>
-            </w:r>
-            <w:r>
-              <w:rPr>
-                <w:rFonts w:ascii="Calibri" w:hAnsi="Calibri" w:eastAsia="微软雅黑"/>
                 <w:b w:val="0"/>
                 <w:color w:val="1F2937"/>
                 <w:sz w:val="21"/>
               </w:rPr>
-              <w:t xml:space="preserve">（免费预约，392 级台阶）→ </w:t>
-            </w:r>
-            <w:r>
-              <w:rPr>
-                <w:rFonts w:ascii="Calibri" w:hAnsi="Calibri" w:eastAsia="微软雅黑"/>
-                <w:b/>
-                <w:color w:val="1F2937"/>
-                <w:sz w:val="21"/>
-              </w:rPr>
-              <w:t>明孝陵</w:t>
-            </w:r>
+              <w:t>晚餐：狮子桥美食街（尹氏汤包/狮子楼）或芳婆糕团店</w:t>
+            </w:r>
+          </w:p>
+        </w:tc>
+        <w:tc>
+          <w:tcPr>
+            <w:tcW w:type="dxa" w:w="3135"/>
+          </w:tcPr>
+          <w:p>
+            <w:r/>
             <w:r>
               <w:rPr>
                 <w:rFonts w:ascii="Calibri" w:hAnsi="Calibri" w:eastAsia="微软雅黑"/>
@@ -2345,24 +2425,7 @@
                 <w:color w:val="1F2937"/>
                 <w:sz w:val="21"/>
               </w:rPr>
-              <w:t>（70 元，神道石象路）</w:t>
-            </w:r>
-          </w:p>
-        </w:tc>
-        <w:tc>
-          <w:tcPr>
-            <w:tcW w:type="dxa" w:w="3135"/>
-          </w:tcPr>
-          <w:p>
-            <w:r/>
-            <w:r>
-              <w:rPr>
-                <w:rFonts w:ascii="Calibri" w:hAnsi="Calibri" w:eastAsia="微软雅黑"/>
-                <w:b w:val="0"/>
-                <w:color w:val="1F2937"/>
-                <w:sz w:val="21"/>
-              </w:rPr>
-              <w:t>约 280</w:t>
+              <w:t>约 250</w:t>
             </w:r>
           </w:p>
         </w:tc>
@@ -2382,7 +2445,7 @@
                 <w:color w:val="1F2937"/>
                 <w:sz w:val="21"/>
               </w:rPr>
-              <w:t>18:30</w:t>
+              <w:t>20:00</w:t>
             </w:r>
           </w:p>
         </w:tc>
@@ -2400,7 +2463,25 @@
                 <w:color w:val="1F2937"/>
                 <w:sz w:val="21"/>
               </w:rPr>
-              <w:t>晚餐：狮子桥美食街（尹氏汤包/狮子楼）或芳婆糕团店</w:t>
+              <w:t>城北·</w:t>
+            </w:r>
+            <w:r>
+              <w:rPr>
+                <w:rFonts w:ascii="Calibri" w:hAnsi="Calibri" w:eastAsia="微软雅黑"/>
+                <w:b/>
+                <w:color w:val="1F2937"/>
+                <w:sz w:val="21"/>
+              </w:rPr>
+              <w:t>玄武湖</w:t>
+            </w:r>
+            <w:r>
+              <w:rPr>
+                <w:rFonts w:ascii="Calibri" w:hAnsi="Calibri" w:eastAsia="微软雅黑"/>
+                <w:b w:val="0"/>
+                <w:color w:val="1F2937"/>
+                <w:sz w:val="21"/>
+              </w:rPr>
+              <w:t>湖边散步/泛舟（免费，从大行宫顺路北上）</w:t>
             </w:r>
           </w:p>
         </w:tc>
@@ -2418,7 +2499,7 @@
                 <w:color w:val="1F2937"/>
                 <w:sz w:val="21"/>
               </w:rPr>
-              <w:t>约 250</w:t>
+              <w:t>泛舟约 150</w:t>
             </w:r>
           </w:p>
         </w:tc>
@@ -2433,11 +2514,11 @@
             <w:r>
               <w:rPr>
                 <w:rFonts w:ascii="Calibri" w:hAnsi="Calibri" w:eastAsia="微软雅黑"/>
-                <w:b w:val="0"/>
-                <w:color w:val="1F2937"/>
-                <w:sz w:val="21"/>
-              </w:rPr>
-              <w:t>20:00</w:t>
+                <w:b/>
+                <w:color w:val="1F2937"/>
+                <w:sz w:val="21"/>
+              </w:rPr>
+              <w:t>全天合计</w:t>
             </w:r>
           </w:p>
         </w:tc>
@@ -2447,76 +2528,11 @@
           </w:tcPr>
           <w:p>
             <w:r/>
-            <w:r>
-              <w:rPr>
-                <w:rFonts w:ascii="Calibri" w:hAnsi="Calibri" w:eastAsia="微软雅黑"/>
-                <w:b/>
-                <w:color w:val="1F2937"/>
-                <w:sz w:val="21"/>
-              </w:rPr>
-              <w:t>玄武湖</w:t>
-            </w:r>
-            <w:r>
-              <w:rPr>
-                <w:rFonts w:ascii="Calibri" w:hAnsi="Calibri" w:eastAsia="微软雅黑"/>
-                <w:b w:val="0"/>
-                <w:color w:val="1F2937"/>
-                <w:sz w:val="21"/>
-              </w:rPr>
-              <w:t>湖边散步/泛舟（免费，夏日凉风）</w:t>
-            </w:r>
           </w:p>
         </w:tc>
         <w:tc>
           <w:tcPr>
             <w:tcW w:type="dxa" w:w="3135"/>
-          </w:tcPr>
-          <w:p>
-            <w:r/>
-            <w:r>
-              <w:rPr>
-                <w:rFonts w:ascii="Calibri" w:hAnsi="Calibri" w:eastAsia="微软雅黑"/>
-                <w:b w:val="0"/>
-                <w:color w:val="1F2937"/>
-                <w:sz w:val="21"/>
-              </w:rPr>
-              <w:t>泛舟约 150</w:t>
-            </w:r>
-          </w:p>
-        </w:tc>
-      </w:tr>
-      <w:tr>
-        <w:tc>
-          <w:tcPr>
-            <w:tcW w:type="dxa" w:w="3135"/>
-            <w:shd w:val="clear" w:fill="FDF2E9"/>
-          </w:tcPr>
-          <w:p>
-            <w:r/>
-            <w:r>
-              <w:rPr>
-                <w:rFonts w:ascii="Calibri" w:hAnsi="Calibri" w:eastAsia="微软雅黑"/>
-                <w:b/>
-                <w:color w:val="1F2937"/>
-                <w:sz w:val="21"/>
-              </w:rPr>
-              <w:t>全天合计</w:t>
-            </w:r>
-          </w:p>
-        </w:tc>
-        <w:tc>
-          <w:tcPr>
-            <w:tcW w:type="dxa" w:w="3135"/>
-            <w:shd w:val="clear" w:fill="FDF2E9"/>
-          </w:tcPr>
-          <w:p>
-            <w:r/>
-          </w:p>
-        </w:tc>
-        <w:tc>
-          <w:tcPr>
-            <w:tcW w:type="dxa" w:w="3135"/>
-            <w:shd w:val="clear" w:fill="FDF2E9"/>
           </w:tcPr>
           <w:p>
             <w:r/>
@@ -8398,6 +8414,652 @@
           <w:sz w:val="22"/>
         </w:rPr>
         <w:t>*信息核实 2026-08-02；票价/预约/管控以官方当日为准。夫子庙暑期管控截至 8/20，19-20 号适用；西海地轨缆车维修中。*</w:t>
+      </w:r>
+    </w:p>
+    <w:p>
+      <w:pPr>
+        <w:pBdr>
+          <w:bottom w:val="single" w:sz="6" w:space="1" w:color="E0E0E0"/>
+        </w:pBdr>
+      </w:pPr>
+    </w:p>
+    <w:p>
+      <w:pPr>
+        <w:spacing w:before="280" w:after="120"/>
+      </w:pPr>
+      <w:r>
+        <w:rPr>
+          <w:rFonts w:ascii="Calibri" w:hAnsi="Calibri" w:eastAsia="微软雅黑"/>
+          <w:b/>
+          <w:color w:val="C2410C"/>
+          <w:sz w:val="32"/>
+        </w:rPr>
+        <w:t>九、三大审计（路线/地理位置/自然环境）</w:t>
+      </w:r>
+    </w:p>
+    <w:p>
+      <w:pPr>
+        <w:spacing w:before="160" w:after="120"/>
+      </w:pPr>
+      <w:r>
+        <w:rPr>
+          <w:rFonts w:ascii="Calibri" w:hAnsi="Calibri" w:eastAsia="微软雅黑"/>
+          <w:b/>
+          <w:color w:val="C2410C"/>
+          <w:sz w:val="26"/>
+        </w:rPr>
+        <w:t>路线审计（单向推进 · 无兜圈）</w:t>
+      </w:r>
+    </w:p>
+    <w:tbl>
+      <w:tblPr>
+        <w:tblStyle w:val="TableGrid"/>
+        <w:tblW w:type="auto" w:w="0"/>
+        <w:jc w:val="center"/>
+        <w:tblLook w:firstColumn="1" w:firstRow="1" w:lastColumn="0" w:lastRow="0" w:noHBand="0" w:noVBand="1" w:val="04A0"/>
+      </w:tblPr>
+      <w:tblGrid>
+        <w:gridCol w:w="3135"/>
+        <w:gridCol w:w="3135"/>
+        <w:gridCol w:w="3135"/>
+      </w:tblGrid>
+      <w:tr>
+        <w:tc>
+          <w:tcPr>
+            <w:tcW w:type="dxa" w:w="3135"/>
+            <w:shd w:val="clear" w:fill="C2410C"/>
+          </w:tcPr>
+          <w:p>
+            <w:r/>
+            <w:r>
+              <w:rPr>
+                <w:rFonts w:ascii="Calibri" w:hAnsi="Calibri" w:eastAsia="微软雅黑"/>
+                <w:b/>
+                <w:color w:val="FFFFFF"/>
+                <w:sz w:val="21"/>
+              </w:rPr>
+              <w:t>路段</w:t>
+            </w:r>
+          </w:p>
+        </w:tc>
+        <w:tc>
+          <w:tcPr>
+            <w:tcW w:type="dxa" w:w="3135"/>
+            <w:shd w:val="clear" w:fill="C2410C"/>
+          </w:tcPr>
+          <w:p>
+            <w:r/>
+            <w:r>
+              <w:rPr>
+                <w:rFonts w:ascii="Calibri" w:hAnsi="Calibri" w:eastAsia="微软雅黑"/>
+                <w:b/>
+                <w:color w:val="FFFFFF"/>
+                <w:sz w:val="21"/>
+              </w:rPr>
+              <w:t>方向</w:t>
+            </w:r>
+          </w:p>
+        </w:tc>
+        <w:tc>
+          <w:tcPr>
+            <w:tcW w:type="dxa" w:w="3135"/>
+            <w:shd w:val="clear" w:fill="C2410C"/>
+          </w:tcPr>
+          <w:p>
+            <w:r/>
+            <w:r>
+              <w:rPr>
+                <w:rFonts w:ascii="Calibri" w:hAnsi="Calibri" w:eastAsia="微软雅黑"/>
+                <w:b/>
+                <w:color w:val="FFFFFF"/>
+                <w:sz w:val="21"/>
+              </w:rPr>
+              <w:t>结论</w:t>
+            </w:r>
+          </w:p>
+        </w:tc>
+      </w:tr>
+      <w:tr>
+        <w:tc>
+          <w:tcPr>
+            <w:tcW w:type="dxa" w:w="3135"/>
+          </w:tcPr>
+          <w:p>
+            <w:r/>
+            <w:r>
+              <w:rPr>
+                <w:rFonts w:ascii="Calibri" w:hAnsi="Calibri" w:eastAsia="微软雅黑"/>
+                <w:b w:val="0"/>
+                <w:color w:val="1F2937"/>
+                <w:sz w:val="21"/>
+              </w:rPr>
+              <w:t>---</w:t>
+            </w:r>
+          </w:p>
+        </w:tc>
+        <w:tc>
+          <w:tcPr>
+            <w:tcW w:type="dxa" w:w="3135"/>
+          </w:tcPr>
+          <w:p>
+            <w:r/>
+            <w:r>
+              <w:rPr>
+                <w:rFonts w:ascii="Calibri" w:hAnsi="Calibri" w:eastAsia="微软雅黑"/>
+                <w:b w:val="0"/>
+                <w:color w:val="1F2937"/>
+                <w:sz w:val="21"/>
+              </w:rPr>
+              <w:t>---</w:t>
+            </w:r>
+          </w:p>
+        </w:tc>
+        <w:tc>
+          <w:tcPr>
+            <w:tcW w:type="dxa" w:w="3135"/>
+          </w:tcPr>
+          <w:p>
+            <w:r/>
+            <w:r>
+              <w:rPr>
+                <w:rFonts w:ascii="Calibri" w:hAnsi="Calibri" w:eastAsia="微软雅黑"/>
+                <w:b w:val="0"/>
+                <w:color w:val="1F2937"/>
+                <w:sz w:val="21"/>
+              </w:rPr>
+              <w:t>---</w:t>
+            </w:r>
+          </w:p>
+        </w:tc>
+      </w:tr>
+      <w:tr>
+        <w:tc>
+          <w:tcPr>
+            <w:tcW w:type="dxa" w:w="3135"/>
+            <w:shd w:val="clear" w:fill="FDF2E9"/>
+          </w:tcPr>
+          <w:p>
+            <w:r/>
+            <w:r>
+              <w:rPr>
+                <w:rFonts w:ascii="Calibri" w:hAnsi="Calibri" w:eastAsia="微软雅黑"/>
+                <w:b w:val="0"/>
+                <w:color w:val="1F2937"/>
+                <w:sz w:val="21"/>
+              </w:rPr>
+              <w:t>全程：漯河→南京→黄山→漯河</w:t>
+            </w:r>
+          </w:p>
+        </w:tc>
+        <w:tc>
+          <w:tcPr>
+            <w:tcW w:type="dxa" w:w="3135"/>
+            <w:shd w:val="clear" w:fill="FDF2E9"/>
+          </w:tcPr>
+          <w:p>
+            <w:r/>
+            <w:r>
+              <w:rPr>
+                <w:rFonts w:ascii="Calibri" w:hAnsi="Calibri" w:eastAsia="微软雅黑"/>
+                <w:b w:val="0"/>
+                <w:color w:val="1F2937"/>
+                <w:sz w:val="21"/>
+              </w:rPr>
+              <w:t>东进→南下→北返</w:t>
+            </w:r>
+          </w:p>
+        </w:tc>
+        <w:tc>
+          <w:tcPr>
+            <w:tcW w:type="dxa" w:w="3135"/>
+            <w:shd w:val="clear" w:fill="FDF2E9"/>
+          </w:tcPr>
+          <w:p>
+            <w:r/>
+            <w:r>
+              <w:rPr>
+                <w:rFonts w:ascii="Calibri" w:hAnsi="Calibri" w:eastAsia="微软雅黑"/>
+                <w:b w:val="0"/>
+                <w:color w:val="1F2937"/>
+                <w:sz w:val="21"/>
+              </w:rPr>
+              <w:t>方向单调，无回头路 ✓</w:t>
+            </w:r>
+          </w:p>
+        </w:tc>
+      </w:tr>
+      <w:tr>
+        <w:tc>
+          <w:tcPr>
+            <w:tcW w:type="dxa" w:w="3135"/>
+          </w:tcPr>
+          <w:p>
+            <w:r/>
+            <w:r>
+              <w:rPr>
+                <w:rFonts w:ascii="Calibri" w:hAnsi="Calibri" w:eastAsia="微软雅黑"/>
+                <w:b w:val="0"/>
+                <w:color w:val="1F2937"/>
+                <w:sz w:val="21"/>
+              </w:rPr>
+              <w:t>D2 南京（已优化）：钟山(东)→大行宫(中西)→玄武湖(北)</w:t>
+            </w:r>
+          </w:p>
+        </w:tc>
+        <w:tc>
+          <w:tcPr>
+            <w:tcW w:type="dxa" w:w="3135"/>
+          </w:tcPr>
+          <w:p>
+            <w:r/>
+            <w:r>
+              <w:rPr>
+                <w:rFonts w:ascii="Calibri" w:hAnsi="Calibri" w:eastAsia="微软雅黑"/>
+                <w:b w:val="0"/>
+                <w:color w:val="1F2937"/>
+                <w:sz w:val="21"/>
+              </w:rPr>
+              <w:t>东→中西→北</w:t>
+            </w:r>
+          </w:p>
+        </w:tc>
+        <w:tc>
+          <w:tcPr>
+            <w:tcW w:type="dxa" w:w="3135"/>
+          </w:tcPr>
+          <w:p>
+            <w:r/>
+            <w:r>
+              <w:rPr>
+                <w:rFonts w:ascii="Calibri" w:hAnsi="Calibri" w:eastAsia="微软雅黑"/>
+                <w:b w:val="0"/>
+                <w:color w:val="1F2937"/>
+                <w:sz w:val="21"/>
+              </w:rPr>
+              <w:t>单向推进 + 上午户外/下午室内避暑 ✓</w:t>
+            </w:r>
+          </w:p>
+        </w:tc>
+      </w:tr>
+      <w:tr>
+        <w:tc>
+          <w:tcPr>
+            <w:tcW w:type="dxa" w:w="3135"/>
+            <w:shd w:val="clear" w:fill="FDF2E9"/>
+          </w:tcPr>
+          <w:p>
+            <w:r/>
+            <w:r>
+              <w:rPr>
+                <w:rFonts w:ascii="Calibri" w:hAnsi="Calibri" w:eastAsia="微软雅黑"/>
+                <w:b w:val="0"/>
+                <w:color w:val="1F2937"/>
+                <w:sz w:val="21"/>
+              </w:rPr>
+              <w:t>D4-D5 黄山：云谷(东)后山上→光明顶(中)→玉屏(西)前山下</w:t>
+            </w:r>
+          </w:p>
+        </w:tc>
+        <w:tc>
+          <w:tcPr>
+            <w:tcW w:type="dxa" w:w="3135"/>
+            <w:shd w:val="clear" w:fill="FDF2E9"/>
+          </w:tcPr>
+          <w:p>
+            <w:r/>
+            <w:r>
+              <w:rPr>
+                <w:rFonts w:ascii="Calibri" w:hAnsi="Calibri" w:eastAsia="微软雅黑"/>
+                <w:b w:val="0"/>
+                <w:color w:val="1F2937"/>
+                <w:sz w:val="21"/>
+              </w:rPr>
+              <w:t>环线</w:t>
+            </w:r>
+          </w:p>
+        </w:tc>
+        <w:tc>
+          <w:tcPr>
+            <w:tcW w:type="dxa" w:w="3135"/>
+            <w:shd w:val="clear" w:fill="FDF2E9"/>
+          </w:tcPr>
+          <w:p>
+            <w:r/>
+            <w:r>
+              <w:rPr>
+                <w:rFonts w:ascii="Calibri" w:hAnsi="Calibri" w:eastAsia="微软雅黑"/>
+                <w:b w:val="0"/>
+                <w:color w:val="1F2937"/>
+                <w:sz w:val="21"/>
+              </w:rPr>
+              <w:t>完整环线不走回头（后山缓上/前山陡下）✓</w:t>
+            </w:r>
+          </w:p>
+        </w:tc>
+      </w:tr>
+      <w:tr>
+        <w:tc>
+          <w:tcPr>
+            <w:tcW w:type="dxa" w:w="3135"/>
+          </w:tcPr>
+          <w:p>
+            <w:r/>
+            <w:r>
+              <w:rPr>
+                <w:rFonts w:ascii="Calibri" w:hAnsi="Calibri" w:eastAsia="微软雅黑"/>
+                <w:b w:val="0"/>
+                <w:color w:val="1F2937"/>
+                <w:sz w:val="21"/>
+              </w:rPr>
+              <w:t>D5 下山→宏村</w:t>
+            </w:r>
+          </w:p>
+        </w:tc>
+        <w:tc>
+          <w:tcPr>
+            <w:tcW w:type="dxa" w:w="3135"/>
+          </w:tcPr>
+          <w:p>
+            <w:r/>
+            <w:r>
+              <w:rPr>
+                <w:rFonts w:ascii="Calibri" w:hAnsi="Calibri" w:eastAsia="微软雅黑"/>
+                <w:b w:val="0"/>
+                <w:color w:val="1F2937"/>
+                <w:sz w:val="21"/>
+              </w:rPr>
+              <w:t>向西南</w:t>
+            </w:r>
+          </w:p>
+        </w:tc>
+        <w:tc>
+          <w:tcPr>
+            <w:tcW w:type="dxa" w:w="3135"/>
+          </w:tcPr>
+          <w:p>
+            <w:r/>
+            <w:r>
+              <w:rPr>
+                <w:rFonts w:ascii="Calibri" w:hAnsi="Calibri" w:eastAsia="微软雅黑"/>
+                <w:b w:val="0"/>
+                <w:color w:val="1F2937"/>
+                <w:sz w:val="21"/>
+              </w:rPr>
+              <w:t>汤口→宏村顺路 1-1.5h ✓</w:t>
+            </w:r>
+          </w:p>
+        </w:tc>
+      </w:tr>
+      <w:tr>
+        <w:tc>
+          <w:tcPr>
+            <w:tcW w:type="dxa" w:w="3135"/>
+            <w:shd w:val="clear" w:fill="FDF2E9"/>
+          </w:tcPr>
+          <w:p>
+            <w:r/>
+            <w:r>
+              <w:rPr>
+                <w:rFonts w:ascii="Calibri" w:hAnsi="Calibri" w:eastAsia="微软雅黑"/>
+                <w:b w:val="0"/>
+                <w:color w:val="1F2937"/>
+                <w:sz w:val="21"/>
+              </w:rPr>
+              <w:t>D3 上午机动点</w:t>
+            </w:r>
+          </w:p>
+        </w:tc>
+        <w:tc>
+          <w:tcPr>
+            <w:tcW w:type="dxa" w:w="3135"/>
+            <w:shd w:val="clear" w:fill="FDF2E9"/>
+          </w:tcPr>
+          <w:p>
+            <w:r/>
+            <w:r>
+              <w:rPr>
+                <w:rFonts w:ascii="Calibri" w:hAnsi="Calibri" w:eastAsia="微软雅黑"/>
+                <w:b w:val="0"/>
+                <w:color w:val="1F2937"/>
+                <w:sz w:val="21"/>
+              </w:rPr>
+              <w:t>—</w:t>
+            </w:r>
+          </w:p>
+        </w:tc>
+        <w:tc>
+          <w:tcPr>
+            <w:tcW w:type="dxa" w:w="3135"/>
+            <w:shd w:val="clear" w:fill="FDF2E9"/>
+          </w:tcPr>
+          <w:p>
+            <w:r/>
+            <w:r>
+              <w:rPr>
+                <w:rFonts w:ascii="Calibri" w:hAnsi="Calibri" w:eastAsia="微软雅黑"/>
+                <w:b w:val="0"/>
+                <w:color w:val="1F2937"/>
+                <w:sz w:val="21"/>
+              </w:rPr>
+              <w:t>⚠️ 玄武湖在城北、出城往南不顺——建议改城南（中华门/雨花台）或直接休息</w:t>
+            </w:r>
+          </w:p>
+        </w:tc>
+      </w:tr>
+    </w:tbl>
+    <w:p/>
+    <w:p>
+      <w:pPr>
+        <w:spacing w:before="160" w:after="120"/>
+      </w:pPr>
+      <w:r>
+        <w:rPr>
+          <w:rFonts w:ascii="Calibri" w:hAnsi="Calibri" w:eastAsia="微软雅黑"/>
+          <w:b/>
+          <w:color w:val="C2410C"/>
+          <w:sz w:val="26"/>
+        </w:rPr>
+        <w:t>地理位置审计</w:t>
+      </w:r>
+    </w:p>
+    <w:p>
+      <w:pPr>
+        <w:spacing w:after="60"/>
+        <w:ind w:left="425"/>
+      </w:pPr>
+      <w:r>
+        <w:rPr>
+          <w:rFonts w:ascii="Calibri" w:hAnsi="Calibri" w:eastAsia="微软雅黑"/>
+          <w:b/>
+          <w:color w:val="C2410C"/>
+          <w:sz w:val="22"/>
+        </w:rPr>
+        <w:t xml:space="preserve">•  </w:t>
+      </w:r>
+      <w:r>
+        <w:rPr>
+          <w:rFonts w:ascii="Calibri" w:hAnsi="Calibri" w:eastAsia="微软雅黑"/>
+          <w:b/>
+          <w:color w:val="1F2937"/>
+          <w:sz w:val="22"/>
+        </w:rPr>
+        <w:t>南京</w:t>
+      </w:r>
+      <w:r>
+        <w:rPr>
+          <w:rFonts w:ascii="Calibri" w:hAnsi="Calibri" w:eastAsia="微软雅黑"/>
+          <w:b w:val="0"/>
+          <w:color w:val="1F2937"/>
+          <w:sz w:val="22"/>
+        </w:rPr>
+        <w:t>：住宿夫子庙/新街口 = 市中心辐射圈（夫子庙步行、大行宫 2-3km、钟山东 6km、玄武湖北 4km）</w:t>
+      </w:r>
+    </w:p>
+    <w:p>
+      <w:pPr>
+        <w:spacing w:after="60"/>
+        <w:ind w:left="425"/>
+      </w:pPr>
+      <w:r>
+        <w:rPr>
+          <w:rFonts w:ascii="Calibri" w:hAnsi="Calibri" w:eastAsia="微软雅黑"/>
+          <w:b/>
+          <w:color w:val="C2410C"/>
+          <w:sz w:val="22"/>
+        </w:rPr>
+        <w:t xml:space="preserve">•  </w:t>
+      </w:r>
+      <w:r>
+        <w:rPr>
+          <w:rFonts w:ascii="Calibri" w:hAnsi="Calibri" w:eastAsia="微软雅黑"/>
+          <w:b/>
+          <w:color w:val="1F2937"/>
+          <w:sz w:val="22"/>
+        </w:rPr>
+        <w:t>黄山</w:t>
+      </w:r>
+      <w:r>
+        <w:rPr>
+          <w:rFonts w:ascii="Calibri" w:hAnsi="Calibri" w:eastAsia="微软雅黑"/>
+          <w:b w:val="0"/>
+          <w:color w:val="1F2937"/>
+          <w:sz w:val="22"/>
+        </w:rPr>
+        <w:t>：汤口 = 南大门换乘中心（90% 游客进出点）；白云宾馆（天海景区）距光明顶 10 分钟、前山后山交汇，看日出日落位置最优；宏村在汤口西南约 40km 顺路</w:t>
+      </w:r>
+    </w:p>
+    <w:p>
+      <w:pPr>
+        <w:spacing w:before="160" w:after="120"/>
+      </w:pPr>
+      <w:r>
+        <w:rPr>
+          <w:rFonts w:ascii="Calibri" w:hAnsi="Calibri" w:eastAsia="微软雅黑"/>
+          <w:b/>
+          <w:color w:val="C2410C"/>
+          <w:sz w:val="26"/>
+        </w:rPr>
+        <w:t>自然环境审计（8 月）</w:t>
+      </w:r>
+    </w:p>
+    <w:p>
+      <w:pPr>
+        <w:spacing w:after="60"/>
+        <w:ind w:left="425"/>
+      </w:pPr>
+      <w:r>
+        <w:rPr>
+          <w:rFonts w:ascii="Calibri" w:hAnsi="Calibri" w:eastAsia="微软雅黑"/>
+          <w:b/>
+          <w:color w:val="C2410C"/>
+          <w:sz w:val="22"/>
+        </w:rPr>
+        <w:t xml:space="preserve">•  </w:t>
+      </w:r>
+      <w:r>
+        <w:rPr>
+          <w:rFonts w:ascii="Calibri" w:hAnsi="Calibri" w:eastAsia="微软雅黑"/>
+          <w:b w:val="0"/>
+          <w:color w:val="1F2937"/>
+          <w:sz w:val="22"/>
+        </w:rPr>
+        <w:t>南京 33-38℃"火炉"、午后雷阵雨 → 午休避暑、雨伞、藿香正气</w:t>
+      </w:r>
+    </w:p>
+    <w:p>
+      <w:pPr>
+        <w:spacing w:after="60"/>
+        <w:ind w:left="425"/>
+      </w:pPr>
+      <w:r>
+        <w:rPr>
+          <w:rFonts w:ascii="Calibri" w:hAnsi="Calibri" w:eastAsia="微软雅黑"/>
+          <w:b/>
+          <w:color w:val="C2410C"/>
+          <w:sz w:val="22"/>
+        </w:rPr>
+        <w:t xml:space="preserve">•  </w:t>
+      </w:r>
+      <w:r>
+        <w:rPr>
+          <w:rFonts w:ascii="Calibri" w:hAnsi="Calibri" w:eastAsia="微软雅黑"/>
+          <w:b w:val="0"/>
+          <w:color w:val="1F2937"/>
+          <w:sz w:val="22"/>
+        </w:rPr>
+        <w:t>黄山山顶约 15-20℃、早晚冷、8 月多雨（云海概率高）→ 薄羽绒/抓绒必带（酒店也有备）、雨衣、防滑鞋</w:t>
+      </w:r>
+    </w:p>
+    <w:p>
+      <w:pPr>
+        <w:spacing w:after="60"/>
+        <w:ind w:left="425"/>
+      </w:pPr>
+      <w:r>
+        <w:rPr>
+          <w:rFonts w:ascii="Calibri" w:hAnsi="Calibri" w:eastAsia="微软雅黑"/>
+          <w:b/>
+          <w:color w:val="C2410C"/>
+          <w:sz w:val="22"/>
+        </w:rPr>
+        <w:t xml:space="preserve">•  </w:t>
+      </w:r>
+      <w:r>
+        <w:rPr>
+          <w:rFonts w:ascii="Calibri" w:hAnsi="Calibri" w:eastAsia="微软雅黑"/>
+          <w:b w:val="0"/>
+          <w:color w:val="1F2937"/>
+          <w:sz w:val="22"/>
+        </w:rPr>
+        <w:t>雷雨天放弃天都峰（看 48h 预报）</w:t>
+      </w:r>
+    </w:p>
+    <w:p>
+      <w:pPr>
+        <w:spacing w:after="60"/>
+        <w:ind w:left="425"/>
+      </w:pPr>
+      <w:r>
+        <w:rPr>
+          <w:rFonts w:ascii="Calibri" w:hAnsi="Calibri" w:eastAsia="微软雅黑"/>
+          <w:b/>
+          <w:color w:val="C2410C"/>
+          <w:sz w:val="22"/>
+        </w:rPr>
+        <w:t xml:space="preserve">•  </w:t>
+      </w:r>
+      <w:r>
+        <w:rPr>
+          <w:rFonts w:ascii="Calibri" w:hAnsi="Calibri" w:eastAsia="微软雅黑"/>
+          <w:b w:val="0"/>
+          <w:color w:val="1F2937"/>
+          <w:sz w:val="22"/>
+        </w:rPr>
+        <w:t>G36 平原高速好开；黄山/宏村山路弯多 → 检查车况、慢行、晕车药</w:t>
+      </w:r>
+    </w:p>
+    <w:p>
+      <w:pPr>
+        <w:spacing w:after="60"/>
+        <w:ind w:left="425"/>
+      </w:pPr>
+      <w:r>
+        <w:rPr>
+          <w:rFonts w:ascii="Calibri" w:hAnsi="Calibri" w:eastAsia="微软雅黑"/>
+          <w:b/>
+          <w:color w:val="C2410C"/>
+          <w:sz w:val="22"/>
+        </w:rPr>
+        <w:t xml:space="preserve">•  </w:t>
+      </w:r>
+      <w:r>
+        <w:rPr>
+          <w:rFonts w:ascii="Calibri" w:hAnsi="Calibri" w:eastAsia="微软雅黑"/>
+          <w:b w:val="0"/>
+          <w:color w:val="1F2937"/>
+          <w:sz w:val="22"/>
+        </w:rPr>
+        <w:t>全程约 10km 台阶 → 后山上省力、山顶住一晚分段走、登山杖</w:t>
       </w:r>
     </w:p>
     <w:sectPr>

--- a/南京黄山自驾攻略.docx
+++ b/南京黄山自驾攻略.docx
@@ -9060,6 +9060,722 @@
           <w:sz w:val="22"/>
         </w:rPr>
         <w:t>全程约 10km 台阶 → 后山上省力、山顶住一晚分段走、登山杖</w:t>
+      </w:r>
+    </w:p>
+    <w:p>
+      <w:pPr>
+        <w:pBdr>
+          <w:bottom w:val="single" w:sz="6" w:space="1" w:color="E0E0E0"/>
+        </w:pBdr>
+      </w:pPr>
+    </w:p>
+    <w:p>
+      <w:pPr>
+        <w:spacing w:before="280" w:after="120"/>
+      </w:pPr>
+      <w:r>
+        <w:rPr>
+          <w:rFonts w:ascii="Calibri" w:hAnsi="Calibri" w:eastAsia="微软雅黑"/>
+          <w:b/>
+          <w:color w:val="C2410C"/>
+          <w:sz w:val="32"/>
+        </w:rPr>
+        <w:t>十、信息可信性审查说明（2026-08-02）</w:t>
+      </w:r>
+    </w:p>
+    <w:p>
+      <w:pPr>
+        <w:spacing w:before="160" w:after="120"/>
+      </w:pPr>
+      <w:r>
+        <w:rPr>
+          <w:rFonts w:ascii="Calibri" w:hAnsi="Calibri" w:eastAsia="微软雅黑"/>
+          <w:b/>
+          <w:color w:val="C2410C"/>
+          <w:sz w:val="26"/>
+        </w:rPr>
+        <w:t>审查发现并修正</w:t>
+      </w:r>
+    </w:p>
+    <w:tbl>
+      <w:tblPr>
+        <w:tblStyle w:val="TableGrid"/>
+        <w:tblW w:type="auto" w:w="0"/>
+        <w:jc w:val="center"/>
+        <w:tblLook w:firstColumn="1" w:firstRow="1" w:lastColumn="0" w:lastRow="0" w:noHBand="0" w:noVBand="1" w:val="04A0"/>
+      </w:tblPr>
+      <w:tblGrid>
+        <w:gridCol w:w="2351"/>
+        <w:gridCol w:w="2351"/>
+        <w:gridCol w:w="2351"/>
+        <w:gridCol w:w="2351"/>
+      </w:tblGrid>
+      <w:tr>
+        <w:tc>
+          <w:tcPr>
+            <w:tcW w:type="dxa" w:w="2351"/>
+            <w:shd w:val="clear" w:fill="C2410C"/>
+          </w:tcPr>
+          <w:p>
+            <w:r/>
+            <w:r>
+              <w:rPr>
+                <w:rFonts w:ascii="Calibri" w:hAnsi="Calibri" w:eastAsia="微软雅黑"/>
+                <w:b/>
+                <w:color w:val="FFFFFF"/>
+                <w:sz w:val="21"/>
+              </w:rPr>
+              <w:t>项目</w:t>
+            </w:r>
+          </w:p>
+        </w:tc>
+        <w:tc>
+          <w:tcPr>
+            <w:tcW w:type="dxa" w:w="2351"/>
+            <w:shd w:val="clear" w:fill="C2410C"/>
+          </w:tcPr>
+          <w:p>
+            <w:r/>
+            <w:r>
+              <w:rPr>
+                <w:rFonts w:ascii="Calibri" w:hAnsi="Calibri" w:eastAsia="微软雅黑"/>
+                <w:b/>
+                <w:color w:val="FFFFFF"/>
+                <w:sz w:val="21"/>
+              </w:rPr>
+              <w:t>原写</w:t>
+            </w:r>
+          </w:p>
+        </w:tc>
+        <w:tc>
+          <w:tcPr>
+            <w:tcW w:type="dxa" w:w="2351"/>
+            <w:shd w:val="clear" w:fill="C2410C"/>
+          </w:tcPr>
+          <w:p>
+            <w:r/>
+            <w:r>
+              <w:rPr>
+                <w:rFonts w:ascii="Calibri" w:hAnsi="Calibri" w:eastAsia="微软雅黑"/>
+                <w:b/>
+                <w:color w:val="FFFFFF"/>
+                <w:sz w:val="21"/>
+              </w:rPr>
+              <w:t>修正</w:t>
+            </w:r>
+          </w:p>
+        </w:tc>
+        <w:tc>
+          <w:tcPr>
+            <w:tcW w:type="dxa" w:w="2351"/>
+            <w:shd w:val="clear" w:fill="C2410C"/>
+          </w:tcPr>
+          <w:p>
+            <w:r/>
+            <w:r>
+              <w:rPr>
+                <w:rFonts w:ascii="Calibri" w:hAnsi="Calibri" w:eastAsia="微软雅黑"/>
+                <w:b/>
+                <w:color w:val="FFFFFF"/>
+                <w:sz w:val="21"/>
+              </w:rPr>
+              <w:t>依据</w:t>
+            </w:r>
+          </w:p>
+        </w:tc>
+      </w:tr>
+      <w:tr>
+        <w:tc>
+          <w:tcPr>
+            <w:tcW w:type="dxa" w:w="2351"/>
+          </w:tcPr>
+          <w:p>
+            <w:r/>
+            <w:r>
+              <w:rPr>
+                <w:rFonts w:ascii="Calibri" w:hAnsi="Calibri" w:eastAsia="微软雅黑"/>
+                <w:b w:val="0"/>
+                <w:color w:val="1F2937"/>
+                <w:sz w:val="21"/>
+              </w:rPr>
+              <w:t>---</w:t>
+            </w:r>
+          </w:p>
+        </w:tc>
+        <w:tc>
+          <w:tcPr>
+            <w:tcW w:type="dxa" w:w="2351"/>
+          </w:tcPr>
+          <w:p>
+            <w:r/>
+            <w:r>
+              <w:rPr>
+                <w:rFonts w:ascii="Calibri" w:hAnsi="Calibri" w:eastAsia="微软雅黑"/>
+                <w:b w:val="0"/>
+                <w:color w:val="1F2937"/>
+                <w:sz w:val="21"/>
+              </w:rPr>
+              <w:t>---</w:t>
+            </w:r>
+          </w:p>
+        </w:tc>
+        <w:tc>
+          <w:tcPr>
+            <w:tcW w:type="dxa" w:w="2351"/>
+          </w:tcPr>
+          <w:p>
+            <w:r/>
+            <w:r>
+              <w:rPr>
+                <w:rFonts w:ascii="Calibri" w:hAnsi="Calibri" w:eastAsia="微软雅黑"/>
+                <w:b w:val="0"/>
+                <w:color w:val="1F2937"/>
+                <w:sz w:val="21"/>
+              </w:rPr>
+              <w:t>---</w:t>
+            </w:r>
+          </w:p>
+        </w:tc>
+        <w:tc>
+          <w:tcPr>
+            <w:tcW w:type="dxa" w:w="2351"/>
+          </w:tcPr>
+          <w:p>
+            <w:r/>
+            <w:r>
+              <w:rPr>
+                <w:rFonts w:ascii="Calibri" w:hAnsi="Calibri" w:eastAsia="微软雅黑"/>
+                <w:b w:val="0"/>
+                <w:color w:val="1F2937"/>
+                <w:sz w:val="21"/>
+              </w:rPr>
+              <w:t>---</w:t>
+            </w:r>
+          </w:p>
+        </w:tc>
+      </w:tr>
+      <w:tr>
+        <w:tc>
+          <w:tcPr>
+            <w:tcW w:type="dxa" w:w="2351"/>
+            <w:shd w:val="clear" w:fill="FDF2E9"/>
+          </w:tcPr>
+          <w:p>
+            <w:r/>
+            <w:r>
+              <w:rPr>
+                <w:rFonts w:ascii="Calibri" w:hAnsi="Calibri" w:eastAsia="微软雅黑"/>
+                <w:b w:val="0"/>
+                <w:color w:val="1F2937"/>
+                <w:sz w:val="21"/>
+              </w:rPr>
+              <w:t>黄山→漯河距离</w:t>
+            </w:r>
+          </w:p>
+        </w:tc>
+        <w:tc>
+          <w:tcPr>
+            <w:tcW w:type="dxa" w:w="2351"/>
+            <w:shd w:val="clear" w:fill="FDF2E9"/>
+          </w:tcPr>
+          <w:p>
+            <w:r/>
+            <w:r>
+              <w:rPr>
+                <w:rFonts w:ascii="Calibri" w:hAnsi="Calibri" w:eastAsia="微软雅黑"/>
+                <w:b w:val="0"/>
+                <w:color w:val="1F2937"/>
+                <w:sz w:val="21"/>
+              </w:rPr>
+              <w:t>约 800km/8-9h</w:t>
+            </w:r>
+          </w:p>
+        </w:tc>
+        <w:tc>
+          <w:tcPr>
+            <w:tcW w:type="dxa" w:w="2351"/>
+            <w:shd w:val="clear" w:fill="FDF2E9"/>
+          </w:tcPr>
+          <w:p>
+            <w:r/>
+            <w:r>
+              <w:rPr>
+                <w:rFonts w:ascii="Calibri" w:hAnsi="Calibri" w:eastAsia="微软雅黑"/>
+                <w:b w:val="0"/>
+                <w:color w:val="1F2937"/>
+                <w:sz w:val="21"/>
+              </w:rPr>
+              <w:t>约 790km/约 9h（实测 791.5km）</w:t>
+            </w:r>
+          </w:p>
+        </w:tc>
+        <w:tc>
+          <w:tcPr>
+            <w:tcW w:type="dxa" w:w="2351"/>
+            <w:shd w:val="clear" w:fill="FDF2E9"/>
+          </w:tcPr>
+          <w:p>
+            <w:r/>
+            <w:r>
+              <w:rPr>
+                <w:rFonts w:ascii="Calibri" w:hAnsi="Calibri" w:eastAsia="微软雅黑"/>
+                <w:b w:val="0"/>
+                <w:color w:val="1F2937"/>
+                <w:sz w:val="21"/>
+              </w:rPr>
+              <w:t>黄山旅游网</w:t>
+            </w:r>
+          </w:p>
+        </w:tc>
+      </w:tr>
+      <w:tr>
+        <w:tc>
+          <w:tcPr>
+            <w:tcW w:type="dxa" w:w="2351"/>
+          </w:tcPr>
+          <w:p>
+            <w:r/>
+            <w:r>
+              <w:rPr>
+                <w:rFonts w:ascii="Calibri" w:hAnsi="Calibri" w:eastAsia="微软雅黑"/>
+                <w:b w:val="0"/>
+                <w:color w:val="1F2937"/>
+                <w:sz w:val="21"/>
+              </w:rPr>
+              <w:t>黄山停车费</w:t>
+            </w:r>
+          </w:p>
+        </w:tc>
+        <w:tc>
+          <w:tcPr>
+            <w:tcW w:type="dxa" w:w="2351"/>
+          </w:tcPr>
+          <w:p>
+            <w:r/>
+            <w:r>
+              <w:rPr>
+                <w:rFonts w:ascii="Calibri" w:hAnsi="Calibri" w:eastAsia="微软雅黑"/>
+                <w:b w:val="0"/>
+                <w:color w:val="1F2937"/>
+                <w:sz w:val="21"/>
+              </w:rPr>
+              <w:t>约 50 元/天</w:t>
+            </w:r>
+          </w:p>
+        </w:tc>
+        <w:tc>
+          <w:tcPr>
+            <w:tcW w:type="dxa" w:w="2351"/>
+          </w:tcPr>
+          <w:p>
+            <w:r/>
+            <w:r>
+              <w:rPr>
+                <w:rFonts w:ascii="Calibri" w:hAnsi="Calibri" w:eastAsia="微软雅黑"/>
+                <w:b w:val="0"/>
+                <w:color w:val="1F2937"/>
+                <w:sz w:val="21"/>
+              </w:rPr>
+              <w:t>约 30-50 元/天</w:t>
+            </w:r>
+          </w:p>
+        </w:tc>
+        <w:tc>
+          <w:tcPr>
+            <w:tcW w:type="dxa" w:w="2351"/>
+          </w:tcPr>
+          <w:p>
+            <w:r/>
+            <w:r>
+              <w:rPr>
+                <w:rFonts w:ascii="Calibri" w:hAnsi="Calibri" w:eastAsia="微软雅黑"/>
+                <w:b w:val="0"/>
+                <w:color w:val="1F2937"/>
+                <w:sz w:val="21"/>
+              </w:rPr>
+              <w:t>合肥本地宝+网易</w:t>
+            </w:r>
+          </w:p>
+        </w:tc>
+      </w:tr>
+      <w:tr>
+        <w:tc>
+          <w:tcPr>
+            <w:tcW w:type="dxa" w:w="2351"/>
+            <w:shd w:val="clear" w:fill="FDF2E9"/>
+          </w:tcPr>
+          <w:p>
+            <w:r/>
+            <w:r>
+              <w:rPr>
+                <w:rFonts w:ascii="Calibri" w:hAnsi="Calibri" w:eastAsia="微软雅黑"/>
+                <w:b w:val="0"/>
+                <w:color w:val="1F2937"/>
+                <w:sz w:val="21"/>
+              </w:rPr>
+              <w:t>景交车</w:t>
+            </w:r>
+          </w:p>
+        </w:tc>
+        <w:tc>
+          <w:tcPr>
+            <w:tcW w:type="dxa" w:w="2351"/>
+            <w:shd w:val="clear" w:fill="FDF2E9"/>
+          </w:tcPr>
+          <w:p>
+            <w:r/>
+            <w:r>
+              <w:rPr>
+                <w:rFonts w:ascii="Calibri" w:hAnsi="Calibri" w:eastAsia="微软雅黑"/>
+                <w:b w:val="0"/>
+                <w:color w:val="1F2937"/>
+                <w:sz w:val="21"/>
+              </w:rPr>
+              <w:t>约 25 元</w:t>
+            </w:r>
+          </w:p>
+        </w:tc>
+        <w:tc>
+          <w:tcPr>
+            <w:tcW w:type="dxa" w:w="2351"/>
+            <w:shd w:val="clear" w:fill="FDF2E9"/>
+          </w:tcPr>
+          <w:p>
+            <w:r/>
+            <w:r>
+              <w:rPr>
+                <w:rFonts w:ascii="Calibri" w:hAnsi="Calibri" w:eastAsia="微软雅黑"/>
+                <w:b w:val="0"/>
+                <w:color w:val="1F2937"/>
+                <w:sz w:val="21"/>
+              </w:rPr>
+              <w:t>单程 20-25 元</w:t>
+            </w:r>
+          </w:p>
+        </w:tc>
+        <w:tc>
+          <w:tcPr>
+            <w:tcW w:type="dxa" w:w="2351"/>
+            <w:shd w:val="clear" w:fill="FDF2E9"/>
+          </w:tcPr>
+          <w:p>
+            <w:r/>
+            <w:r>
+              <w:rPr>
+                <w:rFonts w:ascii="Calibri" w:hAnsi="Calibri" w:eastAsia="微软雅黑"/>
+                <w:b w:val="0"/>
+                <w:color w:val="1F2937"/>
+                <w:sz w:val="21"/>
+              </w:rPr>
+              <w:t>携程官方明细</w:t>
+            </w:r>
+          </w:p>
+        </w:tc>
+      </w:tr>
+      <w:tr>
+        <w:tc>
+          <w:tcPr>
+            <w:tcW w:type="dxa" w:w="2351"/>
+          </w:tcPr>
+          <w:p>
+            <w:r/>
+            <w:r>
+              <w:rPr>
+                <w:rFonts w:ascii="Calibri" w:hAnsi="Calibri" w:eastAsia="微软雅黑"/>
+                <w:b w:val="0"/>
+                <w:color w:val="1F2937"/>
+                <w:sz w:val="21"/>
+              </w:rPr>
+              <w:t>红山动物园/画舫</w:t>
+            </w:r>
+          </w:p>
+        </w:tc>
+        <w:tc>
+          <w:tcPr>
+            <w:tcW w:type="dxa" w:w="2351"/>
+          </w:tcPr>
+          <w:p>
+            <w:r/>
+            <w:r>
+              <w:rPr>
+                <w:rFonts w:ascii="Calibri" w:hAnsi="Calibri" w:eastAsia="微软雅黑"/>
+                <w:b w:val="0"/>
+                <w:color w:val="1F2937"/>
+                <w:sz w:val="21"/>
+              </w:rPr>
+              <w:t>具体价</w:t>
+            </w:r>
+          </w:p>
+        </w:tc>
+        <w:tc>
+          <w:tcPr>
+            <w:tcW w:type="dxa" w:w="2351"/>
+          </w:tcPr>
+          <w:p>
+            <w:r/>
+            <w:r>
+              <w:rPr>
+                <w:rFonts w:ascii="Calibri" w:hAnsi="Calibri" w:eastAsia="微软雅黑"/>
+                <w:b w:val="0"/>
+                <w:color w:val="1F2937"/>
+                <w:sz w:val="21"/>
+              </w:rPr>
+              <w:t>标注"以现场为准"（源为港币价无法确认，不编造）</w:t>
+            </w:r>
+          </w:p>
+        </w:tc>
+        <w:tc>
+          <w:tcPr>
+            <w:tcW w:type="dxa" w:w="2351"/>
+          </w:tcPr>
+          <w:p>
+            <w:r/>
+            <w:r>
+              <w:rPr>
+                <w:rFonts w:ascii="Calibri" w:hAnsi="Calibri" w:eastAsia="微软雅黑"/>
+                <w:b w:val="0"/>
+                <w:color w:val="1F2937"/>
+                <w:sz w:val="21"/>
+              </w:rPr>
+              <w:t>诚实处理</w:t>
+            </w:r>
+          </w:p>
+        </w:tc>
+      </w:tr>
+    </w:tbl>
+    <w:p/>
+    <w:p>
+      <w:pPr>
+        <w:spacing w:before="160" w:after="120"/>
+      </w:pPr>
+      <w:r>
+        <w:rPr>
+          <w:rFonts w:ascii="Calibri" w:hAnsi="Calibri" w:eastAsia="微软雅黑"/>
+          <w:b/>
+          <w:color w:val="C2410C"/>
+          <w:sz w:val="26"/>
+        </w:rPr>
+        <w:t>官方确认（黄山市人民政府 2026 票价政策）</w:t>
+      </w:r>
+    </w:p>
+    <w:p>
+      <w:pPr>
+        <w:spacing w:after="60"/>
+        <w:ind w:left="425"/>
+      </w:pPr>
+      <w:r>
+        <w:rPr>
+          <w:rFonts w:ascii="Calibri" w:hAnsi="Calibri" w:eastAsia="微软雅黑"/>
+          <w:b/>
+          <w:color w:val="C2410C"/>
+          <w:sz w:val="22"/>
+        </w:rPr>
+        <w:t xml:space="preserve">•  </w:t>
+      </w:r>
+      <w:r>
+        <w:rPr>
+          <w:rFonts w:ascii="Calibri" w:hAnsi="Calibri" w:eastAsia="微软雅黑"/>
+          <w:b w:val="0"/>
+          <w:color w:val="1F2937"/>
+          <w:sz w:val="22"/>
+        </w:rPr>
+        <w:t>门票平旺季 190 元、云谷/太平索道 80 元、玉屏索道 90 元、西海缆车 100 元 ✓</w:t>
+      </w:r>
+    </w:p>
+    <w:p>
+      <w:pPr>
+        <w:spacing w:after="60"/>
+        <w:ind w:left="425"/>
+      </w:pPr>
+      <w:r>
+        <w:rPr>
+          <w:rFonts w:ascii="Calibri" w:hAnsi="Calibri" w:eastAsia="微软雅黑"/>
+          <w:b/>
+          <w:color w:val="C2410C"/>
+          <w:sz w:val="22"/>
+        </w:rPr>
+        <w:t xml:space="preserve">•  </w:t>
+      </w:r>
+      <w:r>
+        <w:rPr>
+          <w:rFonts w:ascii="Calibri" w:hAnsi="Calibri" w:eastAsia="微软雅黑"/>
+          <w:b w:val="0"/>
+          <w:color w:val="1F2937"/>
+          <w:sz w:val="22"/>
+        </w:rPr>
+        <w:t>门票一票 3 天多次入园（首日检票激活）✓</w:t>
+      </w:r>
+    </w:p>
+    <w:p>
+      <w:pPr>
+        <w:spacing w:after="60"/>
+        <w:ind w:left="425"/>
+      </w:pPr>
+      <w:r>
+        <w:rPr>
+          <w:rFonts w:ascii="Calibri" w:hAnsi="Calibri" w:eastAsia="微软雅黑"/>
+          <w:b/>
+          <w:color w:val="C2410C"/>
+          <w:sz w:val="22"/>
+        </w:rPr>
+        <w:t xml:space="preserve">•  </w:t>
+      </w:r>
+      <w:r>
+        <w:rPr>
+          <w:rFonts w:ascii="Calibri" w:hAnsi="Calibri" w:eastAsia="微软雅黑"/>
+          <w:b w:val="0"/>
+          <w:color w:val="1F2937"/>
+          <w:sz w:val="22"/>
+        </w:rPr>
+        <w:t>老人 65+ 免费、60-65 半价 95 元；儿童 6 周岁/1.2m 以下免费、6-18 半价 ✓</w:t>
+      </w:r>
+    </w:p>
+    <w:p>
+      <w:pPr>
+        <w:spacing w:after="60"/>
+        <w:ind w:left="425"/>
+      </w:pPr>
+      <w:r>
+        <w:rPr>
+          <w:rFonts w:ascii="Calibri" w:hAnsi="Calibri" w:eastAsia="微软雅黑"/>
+          <w:b/>
+          <w:color w:val="C2410C"/>
+          <w:sz w:val="22"/>
+        </w:rPr>
+        <w:t xml:space="preserve">•  </w:t>
+      </w:r>
+      <w:r>
+        <w:rPr>
+          <w:rFonts w:ascii="Calibri" w:hAnsi="Calibri" w:eastAsia="微软雅黑"/>
+          <w:b w:val="0"/>
+          <w:color w:val="1F2937"/>
+          <w:sz w:val="22"/>
+        </w:rPr>
+        <w:t>2026 暑期运营：周六周日 6:00 开园 ✓</w:t>
+      </w:r>
+    </w:p>
+    <w:p>
+      <w:pPr>
+        <w:spacing w:before="160" w:after="120"/>
+      </w:pPr>
+      <w:r>
+        <w:rPr>
+          <w:rFonts w:ascii="Calibri" w:hAnsi="Calibri" w:eastAsia="微软雅黑"/>
+          <w:b/>
+          <w:color w:val="C2410C"/>
+          <w:sz w:val="26"/>
+        </w:rPr>
+        <w:t>四类分级</w:t>
+      </w:r>
+    </w:p>
+    <w:p>
+      <w:pPr>
+        <w:spacing w:after="60"/>
+        <w:ind w:left="425"/>
+      </w:pPr>
+      <w:r>
+        <w:rPr>
+          <w:rFonts w:ascii="Calibri" w:hAnsi="Calibri" w:eastAsia="微软雅黑"/>
+          <w:b/>
+          <w:color w:val="C2410C"/>
+          <w:sz w:val="22"/>
+        </w:rPr>
+        <w:t xml:space="preserve">•  </w:t>
+      </w:r>
+      <w:r>
+        <w:rPr>
+          <w:rFonts w:ascii="Calibri" w:hAnsi="Calibri" w:eastAsia="微软雅黑"/>
+          <w:b w:val="0"/>
+          <w:color w:val="1F2937"/>
+          <w:sz w:val="22"/>
+        </w:rPr>
+        <w:t>A 官方：黄山票价/夫子庙管控（秦淮区政府通告）/西海缆车维修公告 ✓</w:t>
+      </w:r>
+    </w:p>
+    <w:p>
+      <w:pPr>
+        <w:spacing w:after="60"/>
+        <w:ind w:left="425"/>
+      </w:pPr>
+      <w:r>
+        <w:rPr>
+          <w:rFonts w:ascii="Calibri" w:hAnsi="Calibri" w:eastAsia="微软雅黑"/>
+          <w:b/>
+          <w:color w:val="C2410C"/>
+          <w:sz w:val="22"/>
+        </w:rPr>
+        <w:t xml:space="preserve">•  </w:t>
+      </w:r>
+      <w:r>
+        <w:rPr>
+          <w:rFonts w:ascii="Calibri" w:hAnsi="Calibri" w:eastAsia="微软雅黑"/>
+          <w:b w:val="0"/>
+          <w:color w:val="1F2937"/>
+          <w:sz w:val="22"/>
+        </w:rPr>
+        <w:t>B 多源：G36 路线/白云宾馆（携程2.5万评+官网）/南京酒店（Booking+雅高）✓</w:t>
+      </w:r>
+    </w:p>
+    <w:p>
+      <w:pPr>
+        <w:spacing w:after="60"/>
+        <w:ind w:left="425"/>
+      </w:pPr>
+      <w:r>
+        <w:rPr>
+          <w:rFonts w:ascii="Calibri" w:hAnsi="Calibri" w:eastAsia="微软雅黑"/>
+          <w:b/>
+          <w:color w:val="C2410C"/>
+          <w:sz w:val="22"/>
+        </w:rPr>
+        <w:t xml:space="preserve">•  </w:t>
+      </w:r>
+      <w:r>
+        <w:rPr>
+          <w:rFonts w:ascii="Calibri" w:hAnsi="Calibri" w:eastAsia="微软雅黑"/>
+          <w:b w:val="0"/>
+          <w:color w:val="1F2937"/>
+          <w:sz w:val="22"/>
+        </w:rPr>
+        <w:t>C 单源 ⚠️：天都峰预约细则/宏村线上价/余家土菜/芳婆/草桥（出发前确认）</w:t>
+      </w:r>
+    </w:p>
+    <w:p>
+      <w:pPr>
+        <w:spacing w:after="60"/>
+        <w:ind w:left="425"/>
+      </w:pPr>
+      <w:r>
+        <w:rPr>
+          <w:rFonts w:ascii="Calibri" w:hAnsi="Calibri" w:eastAsia="微软雅黑"/>
+          <w:b/>
+          <w:color w:val="C2410C"/>
+          <w:sz w:val="22"/>
+        </w:rPr>
+        <w:t xml:space="preserve">•  </w:t>
+      </w:r>
+      <w:r>
+        <w:rPr>
+          <w:rFonts w:ascii="Calibri" w:hAnsi="Calibri" w:eastAsia="微软雅黑"/>
+          <w:b w:val="0"/>
+          <w:color w:val="1F2937"/>
+          <w:sz w:val="22"/>
+        </w:rPr>
+        <w:t>E 常识：中山陵 392 台阶/南京火炉/后山缓前山陡 ✓</w:t>
+      </w:r>
+    </w:p>
+    <w:p>
+      <w:pPr>
+        <w:spacing w:after="120"/>
+      </w:pPr>
+      <w:r>
+        <w:rPr>
+          <w:rFonts w:ascii="Calibri" w:hAnsi="Calibri" w:eastAsia="微软雅黑"/>
+          <w:b/>
+          <w:color w:val="1F2937"/>
+          <w:sz w:val="22"/>
+        </w:rPr>
+        <w:t>结论：无编造，无模糊糊弄。动态信息（票价/维修/管控）出发前以官方当日为准。</w:t>
       </w:r>
     </w:p>
     <w:sectPr>

--- a/南京黄山自驾攻略.docx
+++ b/南京黄山自驾攻略.docx
@@ -1836,7 +1836,25 @@
                 <w:color w:val="1F2937"/>
                 <w:sz w:val="21"/>
               </w:rPr>
-              <w:t>：画舫夜游（约 100 元/人）+ 南京大牌档晚餐（狮子头/糖芋苗）</w:t>
+              <w:t>：画舫夜游（约 100 元/人）+ 晚餐</w:t>
+            </w:r>
+            <w:r>
+              <w:rPr>
+                <w:rFonts w:ascii="Calibri" w:hAnsi="Calibri" w:eastAsia="微软雅黑"/>
+                <w:b/>
+                <w:color w:val="1F2937"/>
+                <w:sz w:val="21"/>
+              </w:rPr>
+              <w:t>南京大牌档·夫子庙平江府店</w:t>
+            </w:r>
+            <w:r>
+              <w:rPr>
+                <w:rFonts w:ascii="Calibri" w:hAnsi="Calibri" w:eastAsia="微软雅黑"/>
+                <w:b w:val="0"/>
+                <w:color w:val="1F2937"/>
+                <w:sz w:val="21"/>
+              </w:rPr>
+              <w:t>（大石坝街48号·景区内步行5分钟·美龄粥/天王烤鸭包·人均75）</w:t>
             </w:r>
           </w:p>
         </w:tc>
@@ -4129,7 +4147,43 @@
                 <w:color w:val="1F2937"/>
                 <w:sz w:val="21"/>
               </w:rPr>
-              <w:t>宏村南湖/月沼夕阳，晚餐徽菜</w:t>
+              <w:t>宏村南湖/月沼夕阳，晚餐（</w:t>
+            </w:r>
+            <w:r>
+              <w:rPr>
+                <w:rFonts w:ascii="Calibri" w:hAnsi="Calibri" w:eastAsia="微软雅黑"/>
+                <w:b/>
+                <w:color w:val="1F2937"/>
+                <w:sz w:val="21"/>
+              </w:rPr>
+              <w:t>徽八鲜·臭鳜鱼非遗名店</w:t>
+            </w:r>
+            <w:r>
+              <w:rPr>
+                <w:rFonts w:ascii="Calibri" w:hAnsi="Calibri" w:eastAsia="微软雅黑"/>
+                <w:b w:val="0"/>
+                <w:color w:val="1F2937"/>
+                <w:sz w:val="21"/>
+              </w:rPr>
+              <w:t xml:space="preserve"> 或 </w:t>
+            </w:r>
+            <w:r>
+              <w:rPr>
+                <w:rFonts w:ascii="Calibri" w:hAnsi="Calibri" w:eastAsia="微软雅黑"/>
+                <w:b/>
+                <w:color w:val="1F2937"/>
+                <w:sz w:val="21"/>
+              </w:rPr>
+              <w:t>添灯食堂·上过《舌尖》</w:t>
+            </w:r>
+            <w:r>
+              <w:rPr>
+                <w:rFonts w:ascii="Calibri" w:hAnsi="Calibri" w:eastAsia="微软雅黑"/>
+                <w:b w:val="0"/>
+                <w:color w:val="1F2937"/>
+                <w:sz w:val="21"/>
+              </w:rPr>
+              <w:t>，月沼边）</w:t>
             </w:r>
           </w:p>
         </w:tc>
@@ -5736,7 +5790,7 @@
           <w:color w:val="1F2937"/>
           <w:sz w:val="22"/>
         </w:rPr>
-        <w:t>南京大牌档</w:t>
+        <w:t>南京大牌档·夫子庙平江府店</w:t>
       </w:r>
       <w:r>
         <w:rPr>
@@ -5745,7 +5799,7 @@
           <w:color w:val="1F2937"/>
           <w:sz w:val="22"/>
         </w:rPr>
-        <w:t>（狮子桥 2 号）：狮子头/古法糖芋苗，人均 50</w:t>
+        <w:t>（大石坝街48号·景区内步行5分钟）：美龄粥/天王烤鸭包/金陵烤鸭/糖芋苗，人均75，有评弹表演（人气高需取号，有住客评"本地人少去偏游客"，作氛围体验可选）</w:t>
       </w:r>
     </w:p>
     <w:p>
@@ -7215,7 +7269,61 @@
           <w:color w:val="1F2937"/>
           <w:sz w:val="22"/>
         </w:rPr>
-        <w:t>宏村：农家徽菜</w:t>
+        <w:t>宏村（本地认证店）：</w:t>
+      </w:r>
+      <w:r>
+        <w:rPr>
+          <w:rFonts w:ascii="Calibri" w:hAnsi="Calibri" w:eastAsia="微软雅黑"/>
+          <w:b/>
+          <w:color w:val="1F2937"/>
+          <w:sz w:val="22"/>
+        </w:rPr>
+        <w:t>徽八鲜·臭鳜鱼非遗名菜</w:t>
+      </w:r>
+      <w:r>
+        <w:rPr>
+          <w:rFonts w:ascii="Calibri" w:hAnsi="Calibri" w:eastAsia="微软雅黑"/>
+          <w:b w:val="0"/>
+          <w:color w:val="1F2937"/>
+          <w:sz w:val="22"/>
+        </w:rPr>
+        <w:t xml:space="preserve">（黟县当地风味第1名·174评4.5分）｜ </w:t>
+      </w:r>
+      <w:r>
+        <w:rPr>
+          <w:rFonts w:ascii="Calibri" w:hAnsi="Calibri" w:eastAsia="微软雅黑"/>
+          <w:b/>
+          <w:color w:val="1F2937"/>
+          <w:sz w:val="22"/>
+        </w:rPr>
+        <w:t>添灯食堂·传承徽菜30年</w:t>
+      </w:r>
+      <w:r>
+        <w:rPr>
+          <w:rFonts w:ascii="Calibri" w:hAnsi="Calibri" w:eastAsia="微软雅黑"/>
+          <w:b w:val="0"/>
+          <w:color w:val="1F2937"/>
+          <w:sz w:val="22"/>
+        </w:rPr>
+        <w:t xml:space="preserve">（上过《舌尖上的中国》·138评4.2分）｜ </w:t>
+      </w:r>
+      <w:r>
+        <w:rPr>
+          <w:rFonts w:ascii="Calibri" w:hAnsi="Calibri" w:eastAsia="微软雅黑"/>
+          <w:b/>
+          <w:color w:val="1F2937"/>
+          <w:sz w:val="22"/>
+        </w:rPr>
+        <w:t>画景楼</w:t>
+      </w:r>
+      <w:r>
+        <w:rPr>
+          <w:rFonts w:ascii="Calibri" w:hAnsi="Calibri" w:eastAsia="微软雅黑"/>
+          <w:b w:val="0"/>
+          <w:color w:val="1F2937"/>
+          <w:sz w:val="22"/>
+        </w:rPr>
+        <w:t>（月沼店·黟县必试第1名）</w:t>
       </w:r>
     </w:p>
     <w:p>
@@ -7874,6 +7982,189 @@
           <w:bottom w:val="single" w:sz="6" w:space="1" w:color="E0E0E0"/>
         </w:pBdr>
       </w:pPr>
+    </w:p>
+    <w:p>
+      <w:pPr>
+        <w:pBdr>
+          <w:bottom w:val="single" w:sz="6" w:space="1" w:color="E0E0E0"/>
+        </w:pBdr>
+      </w:pPr>
+    </w:p>
+    <w:p>
+      <w:pPr>
+        <w:spacing w:before="280" w:after="120"/>
+      </w:pPr>
+      <w:r>
+        <w:rPr>
+          <w:rFonts w:ascii="Calibri" w:hAnsi="Calibri" w:eastAsia="微软雅黑"/>
+          <w:b/>
+          <w:color w:val="C2410C"/>
+          <w:sz w:val="32"/>
+        </w:rPr>
+        <w:t>七·五、住宿选址审计</w:t>
+      </w:r>
+    </w:p>
+    <w:p>
+      <w:pPr>
+        <w:spacing w:after="60"/>
+        <w:ind w:left="425"/>
+      </w:pPr>
+      <w:r>
+        <w:rPr>
+          <w:rFonts w:ascii="Calibri" w:hAnsi="Calibri" w:eastAsia="微软雅黑"/>
+          <w:b/>
+          <w:color w:val="C2410C"/>
+          <w:sz w:val="22"/>
+        </w:rPr>
+        <w:t xml:space="preserve">•  </w:t>
+      </w:r>
+      <w:r>
+        <w:rPr>
+          <w:rFonts w:ascii="Calibri" w:hAnsi="Calibri" w:eastAsia="微软雅黑"/>
+          <w:b/>
+          <w:color w:val="1F2937"/>
+          <w:sz w:val="22"/>
+        </w:rPr>
+        <w:t>南京</w:t>
+      </w:r>
+      <w:r>
+        <w:rPr>
+          <w:rFonts w:ascii="Calibri" w:hAnsi="Calibri" w:eastAsia="微软雅黑"/>
+          <w:b w:val="0"/>
+          <w:color w:val="1F2937"/>
+          <w:sz w:val="22"/>
+        </w:rPr>
+        <w:t>：住</w:t>
+      </w:r>
+      <w:r>
+        <w:rPr>
+          <w:rFonts w:ascii="Calibri" w:hAnsi="Calibri" w:eastAsia="微软雅黑"/>
+          <w:b/>
+          <w:color w:val="1F2937"/>
+          <w:sz w:val="22"/>
+        </w:rPr>
+        <w:t>夫子庙</w:t>
+      </w:r>
+      <w:r>
+        <w:rPr>
+          <w:rFonts w:ascii="Calibri" w:hAnsi="Calibri" w:eastAsia="微软雅黑"/>
+          <w:b w:val="0"/>
+          <w:color w:val="1F2937"/>
+          <w:sz w:val="22"/>
+        </w:rPr>
+        <w:t>（D1 晚上夫子庙夜景步行回、D2 大行宫/钟山地铁 2 号线直达）= 两晚最优点</w:t>
+      </w:r>
+    </w:p>
+    <w:p>
+      <w:pPr>
+        <w:spacing w:after="60"/>
+        <w:ind w:left="425"/>
+      </w:pPr>
+      <w:r>
+        <w:rPr>
+          <w:rFonts w:ascii="Calibri" w:hAnsi="Calibri" w:eastAsia="微软雅黑"/>
+          <w:b/>
+          <w:color w:val="C2410C"/>
+          <w:sz w:val="22"/>
+        </w:rPr>
+        <w:t xml:space="preserve">•  </w:t>
+      </w:r>
+      <w:r>
+        <w:rPr>
+          <w:rFonts w:ascii="Calibri" w:hAnsi="Calibri" w:eastAsia="微软雅黑"/>
+          <w:b/>
+          <w:color w:val="1F2937"/>
+          <w:sz w:val="22"/>
+        </w:rPr>
+        <w:t>黄山</w:t>
+      </w:r>
+      <w:r>
+        <w:rPr>
+          <w:rFonts w:ascii="Calibri" w:hAnsi="Calibri" w:eastAsia="微软雅黑"/>
+          <w:b w:val="0"/>
+          <w:color w:val="1F2937"/>
+          <w:sz w:val="22"/>
+        </w:rPr>
+        <w:t>：</w:t>
+      </w:r>
+      <w:r>
+        <w:rPr>
+          <w:rFonts w:ascii="Calibri" w:hAnsi="Calibri" w:eastAsia="微软雅黑"/>
+          <w:b/>
+          <w:color w:val="1F2937"/>
+          <w:sz w:val="22"/>
+        </w:rPr>
+        <w:t>汤口换乘中心旁</w:t>
+      </w:r>
+      <w:r>
+        <w:rPr>
+          <w:rFonts w:ascii="Calibri" w:hAnsi="Calibri" w:eastAsia="微软雅黑"/>
+          <w:b w:val="0"/>
+          <w:color w:val="1F2937"/>
+          <w:sz w:val="22"/>
+        </w:rPr>
+        <w:t>（D4 早上山最近）= 最优；山顶</w:t>
+      </w:r>
+      <w:r>
+        <w:rPr>
+          <w:rFonts w:ascii="Calibri" w:hAnsi="Calibri" w:eastAsia="微软雅黑"/>
+          <w:b/>
+          <w:color w:val="1F2937"/>
+          <w:sz w:val="22"/>
+        </w:rPr>
+        <w:t>白云宾馆</w:t>
+      </w:r>
+      <w:r>
+        <w:rPr>
+          <w:rFonts w:ascii="Calibri" w:hAnsi="Calibri" w:eastAsia="微软雅黑"/>
+          <w:b w:val="0"/>
+          <w:color w:val="1F2937"/>
+          <w:sz w:val="22"/>
+        </w:rPr>
+        <w:t>（光明顶 10 分钟+西海入口）= 看日出日落最优</w:t>
+      </w:r>
+    </w:p>
+    <w:p>
+      <w:pPr>
+        <w:spacing w:after="60"/>
+        <w:ind w:left="425"/>
+      </w:pPr>
+      <w:r>
+        <w:rPr>
+          <w:rFonts w:ascii="Calibri" w:hAnsi="Calibri" w:eastAsia="微软雅黑"/>
+          <w:b/>
+          <w:color w:val="C2410C"/>
+          <w:sz w:val="22"/>
+        </w:rPr>
+        <w:t xml:space="preserve">•  </w:t>
+      </w:r>
+      <w:r>
+        <w:rPr>
+          <w:rFonts w:ascii="Calibri" w:hAnsi="Calibri" w:eastAsia="微软雅黑"/>
+          <w:b w:val="0"/>
+          <w:color w:val="1F2937"/>
+          <w:sz w:val="22"/>
+        </w:rPr>
+        <w:t>宏村如想住一晚可选</w:t>
+      </w:r>
+      <w:r>
+        <w:rPr>
+          <w:rFonts w:ascii="Calibri" w:hAnsi="Calibri" w:eastAsia="微软雅黑"/>
+          <w:b/>
+          <w:color w:val="1F2937"/>
+          <w:sz w:val="22"/>
+        </w:rPr>
+        <w:t>居善堂客栈</w:t>
+      </w:r>
+      <w:r>
+        <w:rPr>
+          <w:rFonts w:ascii="Calibri" w:hAnsi="Calibri" w:eastAsia="微软雅黑"/>
+          <w:b w:val="0"/>
+          <w:color w:val="1F2937"/>
+          <w:sz w:val="22"/>
+        </w:rPr>
+        <w:t>（景区内·56评5.0分），但 D6 返程需早起，本方案已回汤口</w:t>
+      </w:r>
     </w:p>
     <w:p>
       <w:pPr>

--- a/南京黄山自驾攻略.docx
+++ b/南京黄山自驾攻略.docx
@@ -1637,7 +1637,7 @@
                 <w:color w:val="1F2937"/>
                 <w:sz w:val="21"/>
               </w:rPr>
-              <w:t>到达南京，入住酒店（推荐夫子庙/新街口，</w:t>
+              <w:t>到南京，</w:t>
             </w:r>
             <w:r>
               <w:rPr>
@@ -1646,16 +1646,34 @@
                 <w:color w:val="1F2937"/>
                 <w:sz w:val="21"/>
               </w:rPr>
-              <w:t>暑期夫子庙核心区 14-22 时禁车，车停酒店</w:t>
-            </w:r>
-            <w:r>
-              <w:rPr>
-                <w:rFonts w:ascii="Calibri" w:hAnsi="Calibri" w:eastAsia="微软雅黑"/>
-                <w:b w:val="0"/>
-                <w:color w:val="1F2937"/>
-                <w:sz w:val="21"/>
-              </w:rPr>
-              <w:t>）</w:t>
+              <w:t>先导航到酒店停好车</w:t>
+            </w:r>
+            <w:r>
+              <w:rPr>
+                <w:rFonts w:ascii="Calibri" w:hAnsi="Calibri" w:eastAsia="微软雅黑"/>
+                <w:b w:val="0"/>
+                <w:color w:val="1F2937"/>
+                <w:sz w:val="21"/>
+              </w:rPr>
+              <w:t>（选带停车场酒店：水游城假日·建康路1号·免费停车·</w:t>
+            </w:r>
+            <w:r>
+              <w:rPr>
+                <w:rFonts w:ascii="Calibri" w:hAnsi="Calibri" w:eastAsia="微软雅黑"/>
+                <w:b/>
+                <w:color w:val="1F2937"/>
+                <w:sz w:val="21"/>
+              </w:rPr>
+              <w:t>住店车辆凭订单报备可进管控区</w:t>
+            </w:r>
+            <w:r>
+              <w:rPr>
+                <w:rFonts w:ascii="Calibri" w:hAnsi="Calibri" w:eastAsia="微软雅黑"/>
+                <w:b w:val="0"/>
+                <w:color w:val="1F2937"/>
+                <w:sz w:val="21"/>
+              </w:rPr>
+              <w:t>，抵达前电话报备车牌）→ 再步行/地铁去夫子庙</w:t>
             </w:r>
           </w:p>
         </w:tc>
@@ -1673,7 +1691,7 @@
                 <w:color w:val="1F2937"/>
                 <w:sz w:val="21"/>
               </w:rPr>
-              <w:t>停车酒店安排</w:t>
+              <w:t>停车免费</w:t>
             </w:r>
           </w:p>
         </w:tc>
@@ -4825,7 +4843,7 @@
                 <w:color w:val="1F2937"/>
                 <w:sz w:val="21"/>
               </w:rPr>
-              <w:t>南京水游城假日酒店（IHG）</w:t>
+              <w:t>南京水游城假日酒店（IHG）⭐自驾最优</w:t>
             </w:r>
           </w:p>
         </w:tc>
@@ -4842,7 +4860,52 @@
                 <w:color w:val="1F2937"/>
                 <w:sz w:val="21"/>
               </w:rPr>
-              <w:t>对面就是夫子庙，儿童设施，地下车库大（757 位）</w:t>
+              <w:t>秦淮区</w:t>
+            </w:r>
+            <w:r>
+              <w:rPr>
+                <w:rFonts w:ascii="Calibri" w:hAnsi="Calibri" w:eastAsia="微软雅黑"/>
+                <w:b/>
+                <w:color w:val="1F2937"/>
+                <w:sz w:val="21"/>
+              </w:rPr>
+              <w:t>建康路1号</w:t>
+            </w:r>
+            <w:r>
+              <w:rPr>
+                <w:rFonts w:ascii="Calibri" w:hAnsi="Calibri" w:eastAsia="微软雅黑"/>
+                <w:b w:val="0"/>
+                <w:color w:val="1F2937"/>
+                <w:sz w:val="21"/>
+              </w:rPr>
+              <w:t>，</w:t>
+            </w:r>
+            <w:r>
+              <w:rPr>
+                <w:rFonts w:ascii="Calibri" w:hAnsi="Calibri" w:eastAsia="微软雅黑"/>
+                <w:b/>
+                <w:color w:val="1F2937"/>
+                <w:sz w:val="21"/>
+              </w:rPr>
+              <w:t>酒店内免费停车场</w:t>
+            </w:r>
+            <w:r>
+              <w:rPr>
+                <w:rFonts w:ascii="Calibri" w:hAnsi="Calibri" w:eastAsia="微软雅黑"/>
+                <w:b w:val="0"/>
+                <w:color w:val="1F2937"/>
+                <w:sz w:val="21"/>
+              </w:rPr>
+              <w:t>（IHG 官网/Booking 确认）；步行 5-10 分钟到夫子庙；儿童设施——</w:t>
+            </w:r>
+            <w:r>
+              <w:rPr>
+                <w:rFonts w:ascii="Calibri" w:hAnsi="Calibri" w:eastAsia="微软雅黑"/>
+                <w:b/>
+                <w:color w:val="1F2937"/>
+                <w:sz w:val="21"/>
+              </w:rPr>
+              <w:t>住店车辆凭订单报备可进管控区</w:t>
             </w:r>
           </w:p>
         </w:tc>
@@ -5960,7 +6023,7 @@
           <w:color w:val="1F2937"/>
           <w:sz w:val="22"/>
         </w:rPr>
-        <w:t>（建康路/中华路/长乐路/平江府路合围）——车停酒店，地铁/步行进出</w:t>
+        <w:t>（建康路/中华路/长乐路/平江府路合围）——19-20 号适用</w:t>
       </w:r>
     </w:p>
     <w:p>
@@ -5984,7 +6047,43 @@
           <w:color w:val="1F2937"/>
           <w:sz w:val="22"/>
         </w:rPr>
-        <w:t>南京地铁 1/2/3 号线覆盖全部核心景点，地铁比开车省心</w:t>
+        <w:t xml:space="preserve">✅ </w:t>
+      </w:r>
+      <w:r>
+        <w:rPr>
+          <w:rFonts w:ascii="Calibri" w:hAnsi="Calibri" w:eastAsia="微软雅黑"/>
+          <w:b/>
+          <w:color w:val="1F2937"/>
+          <w:sz w:val="22"/>
+        </w:rPr>
+        <w:t>住店车辆不受限</w:t>
+      </w:r>
+      <w:r>
+        <w:rPr>
+          <w:rFonts w:ascii="Calibri" w:hAnsi="Calibri" w:eastAsia="微软雅黑"/>
+          <w:b w:val="0"/>
+          <w:color w:val="1F2937"/>
+          <w:sz w:val="22"/>
+        </w:rPr>
+        <w:t>：秦淮区通告明确"区域内</w:t>
+      </w:r>
+      <w:r>
+        <w:rPr>
+          <w:rFonts w:ascii="Calibri" w:hAnsi="Calibri" w:eastAsia="微软雅黑"/>
+          <w:b/>
+          <w:color w:val="1F2937"/>
+          <w:sz w:val="22"/>
+        </w:rPr>
+        <w:t>就餐和住宿机动车报备通行</w:t>
+      </w:r>
+      <w:r>
+        <w:rPr>
+          <w:rFonts w:ascii="Calibri" w:hAnsi="Calibri" w:eastAsia="微软雅黑"/>
+          <w:b w:val="0"/>
+          <w:color w:val="1F2937"/>
+          <w:sz w:val="22"/>
+        </w:rPr>
+        <w:t>"——住带停车场酒店（水游城假日·建康路1号），抵达前电话报备车牌即可</w:t>
       </w:r>
     </w:p>
     <w:p>
@@ -6008,7 +6107,49 @@
           <w:color w:val="1F2937"/>
           <w:sz w:val="22"/>
         </w:rPr>
-        <w:t>停车：水游城地下 757 位；夫子庙远端 G1 免费接驳（光环花园城停车场）</w:t>
+        <w:t>到达后</w:t>
+      </w:r>
+      <w:r>
+        <w:rPr>
+          <w:rFonts w:ascii="Calibri" w:hAnsi="Calibri" w:eastAsia="微软雅黑"/>
+          <w:b/>
+          <w:color w:val="1F2937"/>
+          <w:sz w:val="22"/>
+        </w:rPr>
+        <w:t>先导航到酒店停好车</w:t>
+      </w:r>
+      <w:r>
+        <w:rPr>
+          <w:rFonts w:ascii="Calibri" w:hAnsi="Calibri" w:eastAsia="微软雅黑"/>
+          <w:b w:val="0"/>
+          <w:color w:val="1F2937"/>
+          <w:sz w:val="22"/>
+        </w:rPr>
+        <w:t>，再步行/地铁进夫子庙（步行 5-10 分钟）</w:t>
+      </w:r>
+    </w:p>
+    <w:p>
+      <w:pPr>
+        <w:spacing w:after="60"/>
+        <w:ind w:left="425"/>
+      </w:pPr>
+      <w:r>
+        <w:rPr>
+          <w:rFonts w:ascii="Calibri" w:hAnsi="Calibri" w:eastAsia="微软雅黑"/>
+          <w:b/>
+          <w:color w:val="C2410C"/>
+          <w:sz w:val="22"/>
+        </w:rPr>
+        <w:t xml:space="preserve">•  </w:t>
+      </w:r>
+      <w:r>
+        <w:rPr>
+          <w:rFonts w:ascii="Calibri" w:hAnsi="Calibri" w:eastAsia="微软雅黑"/>
+          <w:b w:val="0"/>
+          <w:color w:val="1F2937"/>
+          <w:sz w:val="22"/>
+        </w:rPr>
+        <w:t>兜底：外围光环花园城停车场 + G1 免费接驳（14:00-22:00）</w:t>
       </w:r>
     </w:p>
     <w:p>

--- a/南京黄山自驾攻略.docx
+++ b/南京黄山自驾攻略.docx
@@ -1637,7 +1637,7 @@
                 <w:color w:val="1F2937"/>
                 <w:sz w:val="21"/>
               </w:rPr>
-              <w:t>到南京，</w:t>
+              <w:t>到南京停车（</w:t>
             </w:r>
             <w:r>
               <w:rPr>
@@ -1646,16 +1646,16 @@
                 <w:color w:val="1F2937"/>
                 <w:sz w:val="21"/>
               </w:rPr>
-              <w:t>先导航到酒店停好车</w:t>
-            </w:r>
-            <w:r>
-              <w:rPr>
-                <w:rFonts w:ascii="Calibri" w:hAnsi="Calibri" w:eastAsia="微软雅黑"/>
-                <w:b w:val="0"/>
-                <w:color w:val="1F2937"/>
-                <w:sz w:val="21"/>
-              </w:rPr>
-              <w:t>（选带停车场酒店：水游城假日·建康路1号·免费停车·</w:t>
+              <w:t>三选一</w:t>
+            </w:r>
+            <w:r>
+              <w:rPr>
+                <w:rFonts w:ascii="Calibri" w:hAnsi="Calibri" w:eastAsia="微软雅黑"/>
+                <w:b w:val="0"/>
+                <w:color w:val="1F2937"/>
+                <w:sz w:val="21"/>
+              </w:rPr>
+              <w:t xml:space="preserve">）：① </w:t>
             </w:r>
             <w:r>
               <w:rPr>
@@ -1664,16 +1664,70 @@
                 <w:color w:val="1F2937"/>
                 <w:sz w:val="21"/>
               </w:rPr>
-              <w:t>住店车辆凭订单报备可进管控区</w:t>
-            </w:r>
-            <w:r>
-              <w:rPr>
-                <w:rFonts w:ascii="Calibri" w:hAnsi="Calibri" w:eastAsia="微软雅黑"/>
-                <w:b w:val="0"/>
-                <w:color w:val="1F2937"/>
-                <w:sz w:val="21"/>
-              </w:rPr>
-              <w:t>，抵达前电话报备车牌）→ 再步行/地铁去夫子庙</w:t>
+              <w:t>先试酒店</w:t>
+            </w:r>
+            <w:r>
+              <w:rPr>
+                <w:rFonts w:ascii="Calibri" w:hAnsi="Calibri" w:eastAsia="微软雅黑"/>
+                <w:b w:val="0"/>
+                <w:color w:val="1F2937"/>
+                <w:sz w:val="21"/>
+              </w:rPr>
+              <w:t>：水游城假日（建康路1号）免费停车，</w:t>
+            </w:r>
+            <w:r>
+              <w:rPr>
+                <w:rFonts w:ascii="Calibri" w:hAnsi="Calibri" w:eastAsia="微软雅黑"/>
+                <w:b/>
+                <w:color w:val="1F2937"/>
+                <w:sz w:val="21"/>
+              </w:rPr>
+              <w:t>提前 1-2 天电话前台 025-82233888 报备车牌</w:t>
+            </w:r>
+            <w:r>
+              <w:rPr>
+                <w:rFonts w:ascii="Calibri" w:hAnsi="Calibri" w:eastAsia="微软雅黑"/>
+                <w:b w:val="0"/>
+                <w:color w:val="1F2937"/>
+                <w:sz w:val="21"/>
+              </w:rPr>
+              <w:t>（住宿车辆由酒店统一报备通行）；② 被管控拦下→停</w:t>
+            </w:r>
+            <w:r>
+              <w:rPr>
+                <w:rFonts w:ascii="Calibri" w:hAnsi="Calibri" w:eastAsia="微软雅黑"/>
+                <w:b/>
+                <w:color w:val="1F2937"/>
+                <w:sz w:val="21"/>
+              </w:rPr>
+              <w:t>外围光环花园城停车场</w:t>
+            </w:r>
+            <w:r>
+              <w:rPr>
+                <w:rFonts w:ascii="Calibri" w:hAnsi="Calibri" w:eastAsia="微软雅黑"/>
+                <w:b w:val="0"/>
+                <w:color w:val="1F2937"/>
+                <w:sz w:val="21"/>
+              </w:rPr>
+              <w:t>坐</w:t>
+            </w:r>
+            <w:r>
+              <w:rPr>
+                <w:rFonts w:ascii="Calibri" w:hAnsi="Calibri" w:eastAsia="微软雅黑"/>
+                <w:b/>
+                <w:color w:val="1F2937"/>
+                <w:sz w:val="21"/>
+              </w:rPr>
+              <w:t>免费 G1 接驳线</w:t>
+            </w:r>
+            <w:r>
+              <w:rPr>
+                <w:rFonts w:ascii="Calibri" w:hAnsi="Calibri" w:eastAsia="微软雅黑"/>
+                <w:b w:val="0"/>
+                <w:color w:val="1F2937"/>
+                <w:sz w:val="21"/>
+              </w:rPr>
+              <w:t>到夫子庙（紫牛新闻实测推荐）；③ 地铁 3 号线夫子庙站</w:t>
             </w:r>
           </w:p>
         </w:tc>
@@ -6056,7 +6110,7 @@
           <w:color w:val="1F2937"/>
           <w:sz w:val="22"/>
         </w:rPr>
-        <w:t>住店车辆不受限</w:t>
+        <w:t>住店车辆</w:t>
       </w:r>
       <w:r>
         <w:rPr>
@@ -6083,7 +6137,43 @@
           <w:color w:val="1F2937"/>
           <w:sz w:val="22"/>
         </w:rPr>
-        <w:t>"——住带停车场酒店（水游城假日·建康路1号），抵达前电话报备车牌即可</w:t>
+        <w:t>"——</w:t>
+      </w:r>
+      <w:r>
+        <w:rPr>
+          <w:rFonts w:ascii="Calibri" w:hAnsi="Calibri" w:eastAsia="微软雅黑"/>
+          <w:b/>
+          <w:color w:val="1F2937"/>
+          <w:sz w:val="22"/>
+        </w:rPr>
+        <w:t>报备渠道 = 酒店前台</w:t>
+      </w:r>
+      <w:r>
+        <w:rPr>
+          <w:rFonts w:ascii="Calibri" w:hAnsi="Calibri" w:eastAsia="微软雅黑"/>
+          <w:b w:val="0"/>
+          <w:color w:val="1F2937"/>
+          <w:sz w:val="22"/>
+        </w:rPr>
+        <w:t xml:space="preserve">（住宿车辆由酒店统一向交管报备）。提前 1-2 天打电话水游城假日 </w:t>
+      </w:r>
+      <w:r>
+        <w:rPr>
+          <w:rFonts w:ascii="Calibri" w:hAnsi="Calibri" w:eastAsia="微软雅黑"/>
+          <w:b/>
+          <w:color w:val="1F2937"/>
+          <w:sz w:val="22"/>
+        </w:rPr>
+        <w:t>025-82233888</w:t>
+      </w:r>
+      <w:r>
+        <w:rPr>
+          <w:rFonts w:ascii="Calibri" w:hAnsi="Calibri" w:eastAsia="微软雅黑"/>
+          <w:b w:val="0"/>
+          <w:color w:val="1F2937"/>
+          <w:sz w:val="22"/>
+        </w:rPr>
+        <w:t>：报订单号+车牌，问清通行流程</w:t>
       </w:r>
     </w:p>
     <w:p>
@@ -6107,7 +6197,7 @@
           <w:color w:val="1F2937"/>
           <w:sz w:val="22"/>
         </w:rPr>
-        <w:t>到达后</w:t>
+        <w:t xml:space="preserve">⭐ </w:t>
       </w:r>
       <w:r>
         <w:rPr>
@@ -6116,7 +6206,7 @@
           <w:color w:val="1F2937"/>
           <w:sz w:val="22"/>
         </w:rPr>
-        <w:t>先导航到酒店停好车</w:t>
+        <w:t>最省心方案（紫牛新闻记者实测推荐）</w:t>
       </w:r>
       <w:r>
         <w:rPr>
@@ -6125,7 +6215,43 @@
           <w:color w:val="1F2937"/>
           <w:sz w:val="22"/>
         </w:rPr>
-        <w:t>，再步行/地铁进夫子庙（步行 5-10 分钟）</w:t>
+        <w:t>：直接停</w:t>
+      </w:r>
+      <w:r>
+        <w:rPr>
+          <w:rFonts w:ascii="Calibri" w:hAnsi="Calibri" w:eastAsia="微软雅黑"/>
+          <w:b/>
+          <w:color w:val="1F2937"/>
+          <w:sz w:val="22"/>
+        </w:rPr>
+        <w:t>外围光环花园城停车场</w:t>
+      </w:r>
+      <w:r>
+        <w:rPr>
+          <w:rFonts w:ascii="Calibri" w:hAnsi="Calibri" w:eastAsia="微软雅黑"/>
+          <w:b w:val="0"/>
+          <w:color w:val="1F2937"/>
+          <w:sz w:val="22"/>
+        </w:rPr>
+        <w:t>，坐</w:t>
+      </w:r>
+      <w:r>
+        <w:rPr>
+          <w:rFonts w:ascii="Calibri" w:hAnsi="Calibri" w:eastAsia="微软雅黑"/>
+          <w:b/>
+          <w:color w:val="1F2937"/>
+          <w:sz w:val="22"/>
+        </w:rPr>
+        <w:t>免费 G1 接驳线</w:t>
+      </w:r>
+      <w:r>
+        <w:rPr>
+          <w:rFonts w:ascii="Calibri" w:hAnsi="Calibri" w:eastAsia="微软雅黑"/>
+          <w:b w:val="0"/>
+          <w:color w:val="1F2937"/>
+          <w:sz w:val="22"/>
+        </w:rPr>
+        <w:t>直达夫子庙东牌楼（14:00-22:00 滚动发车）——不用报备不用纠结</w:t>
       </w:r>
     </w:p>
     <w:p>
@@ -6149,7 +6275,7 @@
           <w:color w:val="1F2937"/>
           <w:sz w:val="22"/>
         </w:rPr>
-        <w:t>兜底：外围光环花园城停车场 + G1 免费接驳（14:00-22:00）</w:t>
+        <w:t>或地铁：3 号线夫子庙站 / 1 号线三山街站，出站步行</w:t>
       </w:r>
     </w:p>
     <w:p>

--- a/南京黄山自驾攻略.docx
+++ b/南京黄山自驾攻略.docx
@@ -6276,6 +6276,47 @@
           <w:sz w:val="22"/>
         </w:rPr>
         <w:t>或地铁：3 号线夫子庙站 / 1 号线三山街站，出站步行</w:t>
+      </w:r>
+    </w:p>
+    <w:p>
+      <w:pPr>
+        <w:spacing w:after="120"/>
+      </w:pPr>
+      <w:r>
+        <w:rPr>
+          <w:rFonts w:ascii="Calibri" w:hAnsi="Calibri" w:eastAsia="微软雅黑"/>
+          <w:b/>
+          <w:color w:val="1F2937"/>
+          <w:sz w:val="22"/>
+        </w:rPr>
+        <w:t>🧳 带行李怎么办（关键）</w:t>
+      </w:r>
+      <w:r>
+        <w:rPr>
+          <w:rFonts w:ascii="Calibri" w:hAnsi="Calibri" w:eastAsia="微软雅黑"/>
+          <w:b w:val="0"/>
+          <w:color w:val="1F2937"/>
+          <w:sz w:val="22"/>
+        </w:rPr>
+        <w:t>：首选</w:t>
+      </w:r>
+      <w:r>
+        <w:rPr>
+          <w:rFonts w:ascii="Calibri" w:hAnsi="Calibri" w:eastAsia="微软雅黑"/>
+          <w:b/>
+          <w:color w:val="1F2937"/>
+          <w:sz w:val="22"/>
+        </w:rPr>
+        <w:t>先开到酒店卸行李再停外围</w:t>
+      </w:r>
+      <w:r>
+        <w:rPr>
+          <w:rFonts w:ascii="Calibri" w:hAnsi="Calibri" w:eastAsia="微软雅黑"/>
+          <w:b w:val="0"/>
+          <w:color w:val="1F2937"/>
+          <w:sz w:val="22"/>
+        </w:rPr>
+        <w:t>——人+行李在酒店门口下车办入住，司机单独把车开去外围停车场（光环花园城），再坐 G1 接驳/打车回酒店（接驳终点东牌楼距水游城假日仅几百米）。酒店一般可提前寄存行李，出发前电话确认。</w:t>
       </w:r>
     </w:p>
     <w:p>

--- a/南京黄山自驾攻略.docx
+++ b/南京黄山自驾攻略.docx
@@ -1637,7 +1637,7 @@
                 <w:color w:val="1F2937"/>
                 <w:sz w:val="21"/>
               </w:rPr>
-              <w:t>到南京停车（</w:t>
+              <w:t>到南京，</w:t>
             </w:r>
             <w:r>
               <w:rPr>
@@ -1646,16 +1646,16 @@
                 <w:color w:val="1F2937"/>
                 <w:sz w:val="21"/>
               </w:rPr>
-              <w:t>三选一</w:t>
-            </w:r>
-            <w:r>
-              <w:rPr>
-                <w:rFonts w:ascii="Calibri" w:hAnsi="Calibri" w:eastAsia="微软雅黑"/>
-                <w:b w:val="0"/>
-                <w:color w:val="1F2937"/>
-                <w:sz w:val="21"/>
-              </w:rPr>
-              <w:t xml:space="preserve">）：① </w:t>
+              <w:t>直接开进酒店停车场</w:t>
+            </w:r>
+            <w:r>
+              <w:rPr>
+                <w:rFonts w:ascii="Calibri" w:hAnsi="Calibri" w:eastAsia="微软雅黑"/>
+                <w:b w:val="0"/>
+                <w:color w:val="1F2937"/>
+                <w:sz w:val="21"/>
+              </w:rPr>
+              <w:t>（水游城假日·建康路1号·</w:t>
             </w:r>
             <w:r>
               <w:rPr>
@@ -1664,16 +1664,16 @@
                 <w:color w:val="1F2937"/>
                 <w:sz w:val="21"/>
               </w:rPr>
-              <w:t>先试酒店</w:t>
-            </w:r>
-            <w:r>
-              <w:rPr>
-                <w:rFonts w:ascii="Calibri" w:hAnsi="Calibri" w:eastAsia="微软雅黑"/>
-                <w:b w:val="0"/>
-                <w:color w:val="1F2937"/>
-                <w:sz w:val="21"/>
-              </w:rPr>
-              <w:t>：水游城假日（建康路1号）免费停车，</w:t>
+              <w:t>酒店内免费停车场</w:t>
+            </w:r>
+            <w:r>
+              <w:rPr>
+                <w:rFonts w:ascii="Calibri" w:hAnsi="Calibri" w:eastAsia="微软雅黑"/>
+                <w:b w:val="0"/>
+                <w:color w:val="1F2937"/>
+                <w:sz w:val="21"/>
+              </w:rPr>
+              <w:t>，住店车辆报备通行——</w:t>
             </w:r>
             <w:r>
               <w:rPr>
@@ -1682,52 +1682,16 @@
                 <w:color w:val="1F2937"/>
                 <w:sz w:val="21"/>
               </w:rPr>
-              <w:t>提前 1-2 天电话前台 025-82233888 报备车牌</w:t>
-            </w:r>
-            <w:r>
-              <w:rPr>
-                <w:rFonts w:ascii="Calibri" w:hAnsi="Calibri" w:eastAsia="微软雅黑"/>
-                <w:b w:val="0"/>
-                <w:color w:val="1F2937"/>
-                <w:sz w:val="21"/>
-              </w:rPr>
-              <w:t>（住宿车辆由酒店统一报备通行）；② 被管控拦下→停</w:t>
-            </w:r>
-            <w:r>
-              <w:rPr>
-                <w:rFonts w:ascii="Calibri" w:hAnsi="Calibri" w:eastAsia="微软雅黑"/>
-                <w:b/>
-                <w:color w:val="1F2937"/>
-                <w:sz w:val="21"/>
-              </w:rPr>
-              <w:t>外围光环花园城停车场</w:t>
-            </w:r>
-            <w:r>
-              <w:rPr>
-                <w:rFonts w:ascii="Calibri" w:hAnsi="Calibri" w:eastAsia="微软雅黑"/>
-                <w:b w:val="0"/>
-                <w:color w:val="1F2937"/>
-                <w:sz w:val="21"/>
-              </w:rPr>
-              <w:t>坐</w:t>
-            </w:r>
-            <w:r>
-              <w:rPr>
-                <w:rFonts w:ascii="Calibri" w:hAnsi="Calibri" w:eastAsia="微软雅黑"/>
-                <w:b/>
-                <w:color w:val="1F2937"/>
-                <w:sz w:val="21"/>
-              </w:rPr>
-              <w:t>免费 G1 接驳线</w:t>
-            </w:r>
-            <w:r>
-              <w:rPr>
-                <w:rFonts w:ascii="Calibri" w:hAnsi="Calibri" w:eastAsia="微软雅黑"/>
-                <w:b w:val="0"/>
-                <w:color w:val="1F2937"/>
-                <w:sz w:val="21"/>
-              </w:rPr>
-              <w:t>到夫子庙（紫牛新闻实测推荐）；③ 地铁 3 号线夫子庙站</w:t>
+              <w:t>提前 1-2 天电话前台 025-82233888 报订单号+车牌</w:t>
+            </w:r>
+            <w:r>
+              <w:rPr>
+                <w:rFonts w:ascii="Calibri" w:hAnsi="Calibri" w:eastAsia="微软雅黑"/>
+                <w:b w:val="0"/>
+                <w:color w:val="1F2937"/>
+                <w:sz w:val="21"/>
+              </w:rPr>
+              <w:t>确认）→ 行李放房间 → 步行/地铁去夫子庙。万一进不去再兜底外围+免费 G1 接驳</w:t>
             </w:r>
           </w:p>
         </w:tc>
@@ -6110,7 +6074,7 @@
           <w:color w:val="1F2937"/>
           <w:sz w:val="22"/>
         </w:rPr>
-        <w:t>住店车辆</w:t>
+        <w:t>首选：直接停酒店停车场</w:t>
       </w:r>
       <w:r>
         <w:rPr>
@@ -6119,7 +6083,7 @@
           <w:color w:val="1F2937"/>
           <w:sz w:val="22"/>
         </w:rPr>
-        <w:t>：秦淮区通告明确"区域内</w:t>
+        <w:t>——水游城假日（建康路1号）</w:t>
       </w:r>
       <w:r>
         <w:rPr>
@@ -6128,7 +6092,7 @@
           <w:color w:val="1F2937"/>
           <w:sz w:val="22"/>
         </w:rPr>
-        <w:t>就餐和住宿机动车报备通行</w:t>
+        <w:t>酒店内免费停车场</w:t>
       </w:r>
       <w:r>
         <w:rPr>
@@ -6137,25 +6101,7 @@
           <w:color w:val="1F2937"/>
           <w:sz w:val="22"/>
         </w:rPr>
-        <w:t>"——</w:t>
-      </w:r>
-      <w:r>
-        <w:rPr>
-          <w:rFonts w:ascii="Calibri" w:hAnsi="Calibri" w:eastAsia="微软雅黑"/>
-          <w:b/>
-          <w:color w:val="1F2937"/>
-          <w:sz w:val="22"/>
-        </w:rPr>
-        <w:t>报备渠道 = 酒店前台</w:t>
-      </w:r>
-      <w:r>
-        <w:rPr>
-          <w:rFonts w:ascii="Calibri" w:hAnsi="Calibri" w:eastAsia="微软雅黑"/>
-          <w:b w:val="0"/>
-          <w:color w:val="1F2937"/>
-          <w:sz w:val="22"/>
-        </w:rPr>
-        <w:t xml:space="preserve">（住宿车辆由酒店统一向交管报备）。提前 1-2 天打电话水游城假日 </w:t>
+        <w:t xml:space="preserve">（IHG 官网/Booking 确认），住店车辆报备通行。提前 1-2 天电话 </w:t>
       </w:r>
       <w:r>
         <w:rPr>
@@ -6173,7 +6119,16 @@
           <w:color w:val="1F2937"/>
           <w:sz w:val="22"/>
         </w:rPr>
-        <w:t>：报订单号+车牌，问清通行流程</w:t>
+        <w:t xml:space="preserve"> 报订单号+车牌确认即可，</w:t>
+      </w:r>
+      <w:r>
+        <w:rPr>
+          <w:rFonts w:ascii="Calibri" w:hAnsi="Calibri" w:eastAsia="微软雅黑"/>
+          <w:b/>
+          <w:color w:val="1F2937"/>
+          <w:sz w:val="22"/>
+        </w:rPr>
+        <w:t>行李直接放房间</w:t>
       </w:r>
     </w:p>
     <w:p>
@@ -6197,7 +6152,7 @@
           <w:color w:val="1F2937"/>
           <w:sz w:val="22"/>
         </w:rPr>
-        <w:t xml:space="preserve">⭐ </w:t>
+        <w:t xml:space="preserve">🛟 </w:t>
       </w:r>
       <w:r>
         <w:rPr>
@@ -6206,7 +6161,7 @@
           <w:color w:val="1F2937"/>
           <w:sz w:val="22"/>
         </w:rPr>
-        <w:t>最省心方案（紫牛新闻记者实测推荐）</w:t>
+        <w:t>兜底（仅酒店进不去时）</w:t>
       </w:r>
       <w:r>
         <w:rPr>
@@ -6215,43 +6170,7 @@
           <w:color w:val="1F2937"/>
           <w:sz w:val="22"/>
         </w:rPr>
-        <w:t>：直接停</w:t>
-      </w:r>
-      <w:r>
-        <w:rPr>
-          <w:rFonts w:ascii="Calibri" w:hAnsi="Calibri" w:eastAsia="微软雅黑"/>
-          <w:b/>
-          <w:color w:val="1F2937"/>
-          <w:sz w:val="22"/>
-        </w:rPr>
-        <w:t>外围光环花园城停车场</w:t>
-      </w:r>
-      <w:r>
-        <w:rPr>
-          <w:rFonts w:ascii="Calibri" w:hAnsi="Calibri" w:eastAsia="微软雅黑"/>
-          <w:b w:val="0"/>
-          <w:color w:val="1F2937"/>
-          <w:sz w:val="22"/>
-        </w:rPr>
-        <w:t>，坐</w:t>
-      </w:r>
-      <w:r>
-        <w:rPr>
-          <w:rFonts w:ascii="Calibri" w:hAnsi="Calibri" w:eastAsia="微软雅黑"/>
-          <w:b/>
-          <w:color w:val="1F2937"/>
-          <w:sz w:val="22"/>
-        </w:rPr>
-        <w:t>免费 G1 接驳线</w:t>
-      </w:r>
-      <w:r>
-        <w:rPr>
-          <w:rFonts w:ascii="Calibri" w:hAnsi="Calibri" w:eastAsia="微软雅黑"/>
-          <w:b w:val="0"/>
-          <w:color w:val="1F2937"/>
-          <w:sz w:val="22"/>
-        </w:rPr>
-        <w:t>直达夫子庙东牌楼（14:00-22:00 滚动发车）——不用报备不用纠结</w:t>
+        <w:t>：停外围光环花园城停车场 + 免费 G1 接驳线到夫子庙东牌楼（14:00-22:00）；或地铁 3 号线夫子庙站/1 号线三山街站</w:t>
       </w:r>
     </w:p>
     <w:p>
@@ -6275,48 +6194,7 @@
           <w:color w:val="1F2937"/>
           <w:sz w:val="22"/>
         </w:rPr>
-        <w:t>或地铁：3 号线夫子庙站 / 1 号线三山街站，出站步行</w:t>
-      </w:r>
-    </w:p>
-    <w:p>
-      <w:pPr>
-        <w:spacing w:after="120"/>
-      </w:pPr>
-      <w:r>
-        <w:rPr>
-          <w:rFonts w:ascii="Calibri" w:hAnsi="Calibri" w:eastAsia="微软雅黑"/>
-          <w:b/>
-          <w:color w:val="1F2937"/>
-          <w:sz w:val="22"/>
-        </w:rPr>
-        <w:t>🧳 带行李怎么办（关键）</w:t>
-      </w:r>
-      <w:r>
-        <w:rPr>
-          <w:rFonts w:ascii="Calibri" w:hAnsi="Calibri" w:eastAsia="微软雅黑"/>
-          <w:b w:val="0"/>
-          <w:color w:val="1F2937"/>
-          <w:sz w:val="22"/>
-        </w:rPr>
-        <w:t>：首选</w:t>
-      </w:r>
-      <w:r>
-        <w:rPr>
-          <w:rFonts w:ascii="Calibri" w:hAnsi="Calibri" w:eastAsia="微软雅黑"/>
-          <w:b/>
-          <w:color w:val="1F2937"/>
-          <w:sz w:val="22"/>
-        </w:rPr>
-        <w:t>先开到酒店卸行李再停外围</w:t>
-      </w:r>
-      <w:r>
-        <w:rPr>
-          <w:rFonts w:ascii="Calibri" w:hAnsi="Calibri" w:eastAsia="微软雅黑"/>
-          <w:b w:val="0"/>
-          <w:color w:val="1F2937"/>
-          <w:sz w:val="22"/>
-        </w:rPr>
-        <w:t>——人+行李在酒店门口下车办入住，司机单独把车开去外围停车场（光环花园城），再坐 G1 接驳/打车回酒店（接驳终点东牌楼距水游城假日仅几百米）。酒店一般可提前寄存行李，出发前电话确认。</w:t>
+        <w:t>🧳 若走兜底：行李先卸在酒店前台（可提前寄存，出发前确认），司机单独去停车后再接驳/打车回</w:t>
       </w:r>
     </w:p>
     <w:p>
